--- a/lessons/2-5/downloads/reveal/teacher/2.5-session-2-prerequisite-practice-b.docx
+++ b/lessons/2-5/downloads/reveal/teacher/2.5-session-2-prerequisite-practice-b.docx
@@ -15,10 +15,28 @@
         <w:rPr>
           <w:rFonts w:ascii="Avenir Next" w:hAnsi="Avenir Next" w:cs="Avenir Next" w:eastAsia="Avenir Next"/>
           <w:color w:val="1A1A1A"/>
+          <w:sz w:val="22"/>
+          <w:szCs w:val="20"/>
+        </w:rPr>
+        <w:t xml:space="preserve">Name</w:t>
+      </w:r>
+      <w:r>
+        <w:rPr>
+          <w:rFonts w:ascii="Avenir Next" w:hAnsi="Avenir Next" w:cs="Avenir Next" w:eastAsia="Avenir Next"/>
+          <w:color w:val="1A1A1A"/>
           <w:sz w:val="20"/>
           <w:szCs w:val="20"/>
         </w:rPr>
-        <w:t xml:space="preserve">Name</w:t>
+        <w:tab/>
+      </w:r>
+      <w:r>
+        <w:rPr>
+          <w:rFonts w:ascii="Avenir Next" w:hAnsi="Avenir Next" w:cs="Avenir Next" w:eastAsia="Avenir Next"/>
+          <w:color w:val="1A1A1A"/>
+          <w:sz w:val="22"/>
+          <w:szCs w:val="20"/>
+        </w:rPr>
+        <w:t xml:space="preserve">   Date</w:t>
       </w:r>
       <w:r>
         <w:rPr>
@@ -33,25 +51,7 @@
         <w:rPr>
           <w:rFonts w:ascii="Avenir Next" w:hAnsi="Avenir Next" w:cs="Avenir Next" w:eastAsia="Avenir Next"/>
           <w:color w:val="1A1A1A"/>
-          <w:sz w:val="20"/>
-          <w:szCs w:val="20"/>
-        </w:rPr>
-        <w:t xml:space="preserve">   Date</w:t>
-      </w:r>
-      <w:r>
-        <w:rPr>
-          <w:rFonts w:ascii="Avenir Next" w:hAnsi="Avenir Next" w:cs="Avenir Next" w:eastAsia="Avenir Next"/>
-          <w:color w:val="1A1A1A"/>
-          <w:sz w:val="20"/>
-          <w:szCs w:val="20"/>
-        </w:rPr>
-        <w:tab/>
-      </w:r>
-      <w:r>
-        <w:rPr>
-          <w:rFonts w:ascii="Avenir Next" w:hAnsi="Avenir Next" w:cs="Avenir Next" w:eastAsia="Avenir Next"/>
-          <w:color w:val="1A1A1A"/>
-          <w:sz w:val="20"/>
+          <w:sz w:val="22"/>
           <w:szCs w:val="20"/>
         </w:rPr>
         <w:t xml:space="preserve">   Period</w:t>
@@ -78,7 +78,7 @@
           <w:caps/>
           <w:color w:val="003A70"/>
           <w:spacing w:val="12"/>
-          <w:sz w:val="19"/>
+          <w:sz w:val="22"/>
           <w:szCs w:val="19"/>
         </w:rPr>
         <w:t xml:space="preserve">Lesson 2-5  ·  Session 2  ·  Prerequisite Practice B  ·  Skill 1 of 2</w:t>
@@ -86,6 +86,7 @@
     </w:p>
     <w:p>
       <w:pPr>
+        <w:pStyle w:val="Heading1"/>
         <w:keepNext/>
         <w:spacing w:before="0" w:after="10" w:line="240" w:lineRule="auto"/>
       </w:pPr>
@@ -111,7 +112,7 @@
         <w:rPr>
           <w:rFonts w:ascii="Avenir Next" w:hAnsi="Avenir Next" w:cs="Avenir Next" w:eastAsia="Avenir Next"/>
           <w:color w:val="5A5F66"/>
-          <w:sz w:val="17"/>
+          <w:sz w:val="22"/>
           <w:szCs w:val="17"/>
         </w:rPr>
         <w:t xml:space="preserve">Builds on Lesson 2-5 Session 1 · 6.SP.B.5c</w:t>
@@ -154,6 +155,7 @@
           </w:tcPr>
           <w:p>
             <w:pPr>
+              <w:pStyle w:val="Heading2"/>
               <w:spacing w:before="0" w:after="0" w:line="252" w:lineRule="auto"/>
             </w:pPr>
             <w:r>
@@ -183,7 +185,7 @@
               <w:rPr>
                 <w:rFonts w:ascii="Avenir Next" w:hAnsi="Avenir Next" w:cs="Avenir Next" w:eastAsia="Avenir Next"/>
                 <w:color w:val="1A1A1A"/>
-                <w:sz w:val="20"/>
+                <w:sz w:val="22"/>
                 <w:szCs w:val="20"/>
               </w:rPr>
               <w:t xml:space="preserve">In problem 2 you find the range and the IQR of each vending machine’s sales.</w:t>
@@ -203,6 +205,7 @@
           </w:tcPr>
           <w:p>
             <w:pPr>
+              <w:pStyle w:val="Heading2"/>
               <w:spacing w:before="0" w:after="0" w:line="252" w:lineRule="auto"/>
             </w:pPr>
             <w:r>
@@ -232,7 +235,7 @@
               <w:rPr>
                 <w:rFonts w:ascii="Avenir Next" w:hAnsi="Avenir Next" w:cs="Avenir Next" w:eastAsia="Avenir Next"/>
                 <w:color w:val="1A1A1A"/>
-                <w:sz w:val="20"/>
+                <w:sz w:val="22"/>
                 <w:szCs w:val="20"/>
               </w:rPr>
               <w:t xml:space="preserve">Find the range and the IQR of a data set.  </w:t>
@@ -242,7 +245,7 @@
                 <w:rFonts w:ascii="Avenir Next" w:hAnsi="Avenir Next" w:cs="Avenir Next" w:eastAsia="Avenir Next"/>
                 <w:b/>
                 <w:color w:val="1A1A1A"/>
-                <w:sz w:val="20"/>
+                <w:sz w:val="22"/>
                 <w:szCs w:val="20"/>
               </w:rPr>
               <w:t xml:space="preserve">You will use it in Practice Form A, problems 2 and 7.</w:t>
@@ -253,6 +256,7 @@
     </w:tbl>
     <w:p>
       <w:pPr>
+        <w:pStyle w:val="Heading2"/>
         <w:keepNext/>
         <w:pBdr>
           <w:bottom w:val="single" w:sz="8" w:space="3" w:color="003A70"/>
@@ -268,7 +272,7 @@
           <w:b/>
           <w:color w:val="003A70"/>
           <w:spacing w:val="14"/>
-          <w:sz w:val="19"/>
+          <w:sz w:val="22"/>
           <w:szCs w:val="19"/>
         </w:rPr>
         <w:t xml:space="preserve">STEPS TO FOLLOW</w:t>
@@ -287,7 +291,7 @@
           <w:rFonts w:ascii="Avenir Next" w:hAnsi="Avenir Next" w:cs="Avenir Next" w:eastAsia="Avenir Next"/>
           <w:i/>
           <w:color w:val="5A5F66"/>
-          <w:sz w:val="17"/>
+          <w:sz w:val="22"/>
           <w:szCs w:val="17"/>
         </w:rPr>
         <w:t xml:space="preserve">use these same steps on every problem</w:t>
@@ -329,6 +333,7 @@
           </w:tcPr>
           <w:p>
             <w:pPr>
+              <w:pStyle w:val="Heading1"/>
               <w:spacing w:before="0" w:after="0" w:line="240" w:lineRule="auto"/>
               <w:jc w:val="center"/>
             </w:pPr>
@@ -358,7 +363,7 @@
                 <w:rFonts w:ascii="Avenir Next" w:hAnsi="Avenir Next" w:cs="Avenir Next" w:eastAsia="Avenir Next"/>
                 <w:b/>
                 <w:color w:val="1A1A1A"/>
-                <w:sz w:val="21"/>
+                <w:sz w:val="22"/>
                 <w:szCs w:val="21"/>
               </w:rPr>
               <w:t xml:space="preserve">Order</w:t>
@@ -367,7 +372,7 @@
               <w:rPr>
                 <w:rFonts w:ascii="Avenir Next" w:hAnsi="Avenir Next" w:cs="Avenir Next" w:eastAsia="Avenir Next"/>
                 <w:color w:val="1A1A1A"/>
-                <w:sz w:val="21"/>
+                <w:sz w:val="22"/>
                 <w:szCs w:val="21"/>
               </w:rPr>
               <w:t xml:space="preserve"> the data. Range = max − min.</w:t>
@@ -386,6 +391,7 @@
           </w:tcPr>
           <w:p>
             <w:pPr>
+              <w:pStyle w:val="Heading1"/>
               <w:spacing w:before="0" w:after="0" w:line="240" w:lineRule="auto"/>
               <w:jc w:val="center"/>
             </w:pPr>
@@ -414,7 +420,7 @@
               <w:rPr>
                 <w:rFonts w:ascii="Avenir Next" w:hAnsi="Avenir Next" w:cs="Avenir Next" w:eastAsia="Avenir Next"/>
                 <w:color w:val="1A1A1A"/>
-                <w:sz w:val="21"/>
+                <w:sz w:val="22"/>
                 <w:szCs w:val="21"/>
               </w:rPr>
               <w:t xml:space="preserve">Find the quartiles, </w:t>
@@ -424,7 +430,7 @@
                 <w:rFonts w:ascii="Avenir Next" w:hAnsi="Avenir Next" w:cs="Avenir Next" w:eastAsia="Avenir Next"/>
                 <w:b/>
                 <w:color w:val="1A1A1A"/>
-                <w:sz w:val="21"/>
+                <w:sz w:val="22"/>
                 <w:szCs w:val="21"/>
               </w:rPr>
               <w:t xml:space="preserve">Q1</w:t>
@@ -433,7 +439,7 @@
               <w:rPr>
                 <w:rFonts w:ascii="Avenir Next" w:hAnsi="Avenir Next" w:cs="Avenir Next" w:eastAsia="Avenir Next"/>
                 <w:color w:val="1A1A1A"/>
-                <w:sz w:val="21"/>
+                <w:sz w:val="22"/>
                 <w:szCs w:val="21"/>
               </w:rPr>
               <w:t xml:space="preserve"> and Q3.</w:t>
@@ -452,6 +458,7 @@
           </w:tcPr>
           <w:p>
             <w:pPr>
+              <w:pStyle w:val="Heading1"/>
               <w:spacing w:before="0" w:after="0" w:line="240" w:lineRule="auto"/>
               <w:jc w:val="center"/>
             </w:pPr>
@@ -481,7 +488,7 @@
                 <w:rFonts w:ascii="Avenir Next" w:hAnsi="Avenir Next" w:cs="Avenir Next" w:eastAsia="Avenir Next"/>
                 <w:b/>
                 <w:color w:val="1A1A1A"/>
-                <w:sz w:val="21"/>
+                <w:sz w:val="22"/>
                 <w:szCs w:val="21"/>
               </w:rPr>
               <w:t xml:space="preserve">IQR</w:t>
@@ -490,7 +497,7 @@
               <w:rPr>
                 <w:rFonts w:ascii="Avenir Next" w:hAnsi="Avenir Next" w:cs="Avenir Next" w:eastAsia="Avenir Next"/>
                 <w:color w:val="1A1A1A"/>
-                <w:sz w:val="21"/>
+                <w:sz w:val="22"/>
                 <w:szCs w:val="21"/>
               </w:rPr>
               <w:t xml:space="preserve"> = Q3 − Q1.</w:t>
@@ -501,6 +508,7 @@
     </w:tbl>
     <w:p>
       <w:pPr>
+        <w:pStyle w:val="Heading2"/>
         <w:keepNext/>
         <w:pBdr>
           <w:bottom w:val="single" w:sz="8" w:space="3" w:color="003A70"/>
@@ -516,7 +524,7 @@
           <w:b/>
           <w:color w:val="003A70"/>
           <w:spacing w:val="14"/>
-          <w:sz w:val="19"/>
+          <w:sz w:val="22"/>
           <w:szCs w:val="19"/>
         </w:rPr>
         <w:t xml:space="preserve">WATCH ME</w:t>
@@ -535,7 +543,7 @@
           <w:rFonts w:ascii="Avenir Next" w:hAnsi="Avenir Next" w:cs="Avenir Next" w:eastAsia="Avenir Next"/>
           <w:i/>
           <w:color w:val="5A5F66"/>
-          <w:sz w:val="17"/>
+          <w:sz w:val="22"/>
           <w:szCs w:val="17"/>
         </w:rPr>
         <w:t xml:space="preserve">the steps in action</w:t>
@@ -550,7 +558,7 @@
           <w:rFonts w:ascii="Avenir Next" w:hAnsi="Avenir Next" w:cs="Avenir Next" w:eastAsia="Avenir Next"/>
           <w:b/>
           <w:color w:val="1A1A1A"/>
-          <w:sz w:val="21"/>
+          <w:sz w:val="22"/>
           <w:szCs w:val="21"/>
         </w:rPr>
         <w:t xml:space="preserve">Find the range and the IQR of 22, 15, 30, 18, 27, 12, 35.</w:t>
@@ -569,25 +577,25 @@
           <w:rFonts w:ascii="Avenir Next" w:hAnsi="Avenir Next" w:cs="Avenir Next" w:eastAsia="Avenir Next"/>
           <w:b/>
           <w:color w:val="003A70"/>
+          <w:sz w:val="22"/>
+          <w:szCs w:val="19"/>
+        </w:rPr>
+        <w:t xml:space="preserve">Step 1</w:t>
+      </w:r>
+      <w:r>
+        <w:rPr>
+          <w:rFonts w:ascii="Avenir Next" w:hAnsi="Avenir Next" w:cs="Avenir Next" w:eastAsia="Avenir Next"/>
+          <w:color w:val="1A1A1A"/>
           <w:sz w:val="19"/>
           <w:szCs w:val="19"/>
         </w:rPr>
-        <w:t xml:space="preserve">Step 1</w:t>
-      </w:r>
-      <w:r>
-        <w:rPr>
-          <w:rFonts w:ascii="Avenir Next" w:hAnsi="Avenir Next" w:cs="Avenir Next" w:eastAsia="Avenir Next"/>
-          <w:color w:val="1A1A1A"/>
-          <w:sz w:val="19"/>
-          <w:szCs w:val="19"/>
-        </w:rPr>
         <w:tab/>
       </w:r>
       <w:r>
         <w:rPr>
           <w:rFonts w:ascii="Avenir Next" w:hAnsi="Avenir Next" w:cs="Avenir Next" w:eastAsia="Avenir Next"/>
           <w:color w:val="1A1A1A"/>
-          <w:sz w:val="21"/>
+          <w:sz w:val="22"/>
           <w:szCs w:val="21"/>
         </w:rPr>
         <w:t xml:space="preserve">12, 15, 18, 22, 27, 30, 35. Range = 35 − 12 = 23.</w:t>
@@ -606,25 +614,25 @@
           <w:rFonts w:ascii="Avenir Next" w:hAnsi="Avenir Next" w:cs="Avenir Next" w:eastAsia="Avenir Next"/>
           <w:b/>
           <w:color w:val="003A70"/>
+          <w:sz w:val="22"/>
+          <w:szCs w:val="19"/>
+        </w:rPr>
+        <w:t xml:space="preserve">Step 2</w:t>
+      </w:r>
+      <w:r>
+        <w:rPr>
+          <w:rFonts w:ascii="Avenir Next" w:hAnsi="Avenir Next" w:cs="Avenir Next" w:eastAsia="Avenir Next"/>
+          <w:color w:val="1A1A1A"/>
           <w:sz w:val="19"/>
           <w:szCs w:val="19"/>
         </w:rPr>
-        <w:t xml:space="preserve">Step 2</w:t>
-      </w:r>
-      <w:r>
-        <w:rPr>
-          <w:rFonts w:ascii="Avenir Next" w:hAnsi="Avenir Next" w:cs="Avenir Next" w:eastAsia="Avenir Next"/>
-          <w:color w:val="1A1A1A"/>
-          <w:sz w:val="19"/>
-          <w:szCs w:val="19"/>
-        </w:rPr>
         <w:tab/>
       </w:r>
       <w:r>
         <w:rPr>
           <w:rFonts w:ascii="Avenir Next" w:hAnsi="Avenir Next" w:cs="Avenir Next" w:eastAsia="Avenir Next"/>
           <w:color w:val="1A1A1A"/>
-          <w:sz w:val="21"/>
+          <w:sz w:val="22"/>
           <w:szCs w:val="21"/>
         </w:rPr>
         <w:t xml:space="preserve">Q1 = 15. Q3 = 30.</w:t>
@@ -643,25 +651,25 @@
           <w:rFonts w:ascii="Avenir Next" w:hAnsi="Avenir Next" w:cs="Avenir Next" w:eastAsia="Avenir Next"/>
           <w:b/>
           <w:color w:val="003A70"/>
+          <w:sz w:val="22"/>
+          <w:szCs w:val="19"/>
+        </w:rPr>
+        <w:t xml:space="preserve">Step 3</w:t>
+      </w:r>
+      <w:r>
+        <w:rPr>
+          <w:rFonts w:ascii="Avenir Next" w:hAnsi="Avenir Next" w:cs="Avenir Next" w:eastAsia="Avenir Next"/>
+          <w:color w:val="1A1A1A"/>
           <w:sz w:val="19"/>
           <w:szCs w:val="19"/>
         </w:rPr>
-        <w:t xml:space="preserve">Step 3</w:t>
-      </w:r>
-      <w:r>
-        <w:rPr>
-          <w:rFonts w:ascii="Avenir Next" w:hAnsi="Avenir Next" w:cs="Avenir Next" w:eastAsia="Avenir Next"/>
-          <w:color w:val="1A1A1A"/>
-          <w:sz w:val="19"/>
-          <w:szCs w:val="19"/>
-        </w:rPr>
         <w:tab/>
       </w:r>
       <w:r>
         <w:rPr>
           <w:rFonts w:ascii="Avenir Next" w:hAnsi="Avenir Next" w:cs="Avenir Next" w:eastAsia="Avenir Next"/>
           <w:color w:val="1A1A1A"/>
-          <w:sz w:val="21"/>
+          <w:sz w:val="22"/>
           <w:szCs w:val="21"/>
         </w:rPr>
         <w:t xml:space="preserve">IQR = 30 − 15 = 15.</w:t>
@@ -680,18 +688,18 @@
           <w:rFonts w:ascii="Avenir Next" w:hAnsi="Avenir Next" w:cs="Avenir Next" w:eastAsia="Avenir Next"/>
           <w:b/>
           <w:color w:val="1A1A1A"/>
+          <w:sz w:val="22"/>
+          <w:szCs w:val="21"/>
+        </w:rPr>
+        <w:t xml:space="preserve">Answer</w:t>
+      </w:r>
+      <w:r>
+        <w:rPr>
+          <w:rFonts w:ascii="Avenir Next" w:hAnsi="Avenir Next" w:cs="Avenir Next" w:eastAsia="Avenir Next"/>
+          <w:color w:val="1A1A1A"/>
           <w:sz w:val="21"/>
           <w:szCs w:val="21"/>
         </w:rPr>
-        <w:t xml:space="preserve">Answer</w:t>
-      </w:r>
-      <w:r>
-        <w:rPr>
-          <w:rFonts w:ascii="Avenir Next" w:hAnsi="Avenir Next" w:cs="Avenir Next" w:eastAsia="Avenir Next"/>
-          <w:color w:val="1A1A1A"/>
-          <w:sz w:val="21"/>
-          <w:szCs w:val="21"/>
-        </w:rPr>
         <w:tab/>
       </w:r>
       <w:r>
@@ -699,7 +707,7 @@
           <w:rFonts w:ascii="Avenir Next" w:hAnsi="Avenir Next" w:cs="Avenir Next" w:eastAsia="Avenir Next"/>
           <w:b/>
           <w:color w:val="1A1A1A"/>
-          <w:sz w:val="21"/>
+          <w:sz w:val="22"/>
           <w:szCs w:val="21"/>
         </w:rPr>
         <w:t xml:space="preserve">range 23, IQR 15</w:t>
@@ -707,6 +715,7 @@
     </w:p>
     <w:p>
       <w:pPr>
+        <w:pStyle w:val="Heading2"/>
         <w:keepNext/>
         <w:pBdr>
           <w:bottom w:val="single" w:sz="8" w:space="3" w:color="003A70"/>
@@ -722,7 +731,7 @@
           <w:b/>
           <w:color w:val="003A70"/>
           <w:spacing w:val="14"/>
-          <w:sz w:val="19"/>
+          <w:sz w:val="22"/>
           <w:szCs w:val="19"/>
         </w:rPr>
         <w:t xml:space="preserve">TRY IT WITH HELP</w:t>
@@ -741,7 +750,7 @@
           <w:rFonts w:ascii="Avenir Next" w:hAnsi="Avenir Next" w:cs="Avenir Next" w:eastAsia="Avenir Next"/>
           <w:i/>
           <w:color w:val="5A5F66"/>
-          <w:sz w:val="17"/>
+          <w:sz w:val="22"/>
           <w:szCs w:val="17"/>
         </w:rPr>
         <w:t xml:space="preserve">fill in each step</w:t>
@@ -799,35 +808,35 @@
           <w:rFonts w:ascii="Avenir Next" w:hAnsi="Avenir Next" w:cs="Avenir Next" w:eastAsia="Avenir Next"/>
           <w:b/>
           <w:color w:val="003A70"/>
+          <w:sz w:val="22"/>
+          <w:szCs w:val="18"/>
+        </w:rPr>
+        <w:t xml:space="preserve">Step 1</w:t>
+      </w:r>
+      <w:r>
+        <w:rPr>
+          <w:rFonts w:ascii="Avenir Next" w:hAnsi="Avenir Next" w:cs="Avenir Next" w:eastAsia="Avenir Next"/>
+          <w:color w:val="1A1A1A"/>
           <w:sz w:val="18"/>
           <w:szCs w:val="18"/>
         </w:rPr>
-        <w:t xml:space="preserve">Step 1</w:t>
-      </w:r>
-      <w:r>
-        <w:rPr>
-          <w:rFonts w:ascii="Avenir Next" w:hAnsi="Avenir Next" w:cs="Avenir Next" w:eastAsia="Avenir Next"/>
-          <w:color w:val="1A1A1A"/>
-          <w:sz w:val="18"/>
-          <w:szCs w:val="18"/>
-        </w:rPr>
         <w:tab/>
       </w:r>
       <w:r>
         <w:rPr>
           <w:rFonts w:ascii="Avenir Next" w:hAnsi="Avenir Next" w:cs="Avenir Next" w:eastAsia="Avenir Next"/>
           <w:color w:val="1A1A1A"/>
+          <w:sz w:val="22"/>
+          <w:szCs w:val="21"/>
+        </w:rPr>
+        <w:t xml:space="preserve">Range = 25 − 4 = </w:t>
+      </w:r>
+      <w:r>
+        <w:rPr>
+          <w:rFonts w:ascii="Avenir Next" w:hAnsi="Avenir Next" w:cs="Avenir Next" w:eastAsia="Avenir Next"/>
+          <w:color w:val="1A1A1A"/>
           <w:sz w:val="21"/>
           <w:szCs w:val="21"/>
-        </w:rPr>
-        <w:t xml:space="preserve">Range = 25 − 4 = </w:t>
-      </w:r>
-      <w:r>
-        <w:rPr>
-          <w:rFonts w:ascii="Avenir Next" w:hAnsi="Avenir Next" w:cs="Avenir Next" w:eastAsia="Avenir Next"/>
-          <w:color w:val="1A1A1A"/>
-          <w:sz w:val="21"/>
-          <w:szCs w:val="21"/>
           <w:u w:val="single"/>
         </w:rPr>
         <w:t xml:space="preserve">                </w:t>
@@ -836,7 +845,7 @@
         <w:rPr>
           <w:rFonts w:ascii="Avenir Next" w:hAnsi="Avenir Next" w:cs="Avenir Next" w:eastAsia="Avenir Next"/>
           <w:color w:val="1A1A1A"/>
-          <w:sz w:val="21"/>
+          <w:sz w:val="22"/>
           <w:szCs w:val="21"/>
         </w:rPr>
         <w:t xml:space="preserve">.</w:t>
@@ -856,28 +865,47 @@
           <w:rFonts w:ascii="Avenir Next" w:hAnsi="Avenir Next" w:cs="Avenir Next" w:eastAsia="Avenir Next"/>
           <w:b/>
           <w:color w:val="003A70"/>
+          <w:sz w:val="22"/>
+          <w:szCs w:val="18"/>
+        </w:rPr>
+        <w:t xml:space="preserve">Step 2</w:t>
+      </w:r>
+      <w:r>
+        <w:rPr>
+          <w:rFonts w:ascii="Avenir Next" w:hAnsi="Avenir Next" w:cs="Avenir Next" w:eastAsia="Avenir Next"/>
+          <w:color w:val="1A1A1A"/>
           <w:sz w:val="18"/>
           <w:szCs w:val="18"/>
         </w:rPr>
-        <w:t xml:space="preserve">Step 2</w:t>
-      </w:r>
-      <w:r>
-        <w:rPr>
-          <w:rFonts w:ascii="Avenir Next" w:hAnsi="Avenir Next" w:cs="Avenir Next" w:eastAsia="Avenir Next"/>
-          <w:color w:val="1A1A1A"/>
-          <w:sz w:val="18"/>
-          <w:szCs w:val="18"/>
-        </w:rPr>
         <w:tab/>
       </w:r>
       <w:r>
         <w:rPr>
           <w:rFonts w:ascii="Avenir Next" w:hAnsi="Avenir Next" w:cs="Avenir Next" w:eastAsia="Avenir Next"/>
           <w:color w:val="1A1A1A"/>
+          <w:sz w:val="22"/>
+          <w:szCs w:val="21"/>
+        </w:rPr>
+        <w:t xml:space="preserve">Q1 = </w:t>
+      </w:r>
+      <w:r>
+        <w:rPr>
+          <w:rFonts w:ascii="Avenir Next" w:hAnsi="Avenir Next" w:cs="Avenir Next" w:eastAsia="Avenir Next"/>
+          <w:color w:val="1A1A1A"/>
           <w:sz w:val="21"/>
           <w:szCs w:val="21"/>
-        </w:rPr>
-        <w:t xml:space="preserve">Q1 = </w:t>
+          <w:u w:val="single"/>
+        </w:rPr>
+        <w:t xml:space="preserve">                </w:t>
+      </w:r>
+      <w:r>
+        <w:rPr>
+          <w:rFonts w:ascii="Avenir Next" w:hAnsi="Avenir Next" w:cs="Avenir Next" w:eastAsia="Avenir Next"/>
+          <w:color w:val="1A1A1A"/>
+          <w:sz w:val="22"/>
+          <w:szCs w:val="21"/>
+        </w:rPr>
+        <w:t xml:space="preserve">. Q3 = </w:t>
       </w:r>
       <w:r>
         <w:rPr>
@@ -893,26 +921,7 @@
         <w:rPr>
           <w:rFonts w:ascii="Avenir Next" w:hAnsi="Avenir Next" w:cs="Avenir Next" w:eastAsia="Avenir Next"/>
           <w:color w:val="1A1A1A"/>
-          <w:sz w:val="21"/>
-          <w:szCs w:val="21"/>
-        </w:rPr>
-        <w:t xml:space="preserve">. Q3 = </w:t>
-      </w:r>
-      <w:r>
-        <w:rPr>
-          <w:rFonts w:ascii="Avenir Next" w:hAnsi="Avenir Next" w:cs="Avenir Next" w:eastAsia="Avenir Next"/>
-          <w:color w:val="1A1A1A"/>
-          <w:sz w:val="21"/>
-          <w:szCs w:val="21"/>
-          <w:u w:val="single"/>
-        </w:rPr>
-        <w:t xml:space="preserve">                </w:t>
-      </w:r>
-      <w:r>
-        <w:rPr>
-          <w:rFonts w:ascii="Avenir Next" w:hAnsi="Avenir Next" w:cs="Avenir Next" w:eastAsia="Avenir Next"/>
-          <w:color w:val="1A1A1A"/>
-          <w:sz w:val="21"/>
+          <w:sz w:val="22"/>
           <w:szCs w:val="21"/>
         </w:rPr>
         <w:t xml:space="preserve">.</w:t>
@@ -932,35 +941,35 @@
           <w:rFonts w:ascii="Avenir Next" w:hAnsi="Avenir Next" w:cs="Avenir Next" w:eastAsia="Avenir Next"/>
           <w:b/>
           <w:color w:val="003A70"/>
+          <w:sz w:val="22"/>
+          <w:szCs w:val="18"/>
+        </w:rPr>
+        <w:t xml:space="preserve">Step 3</w:t>
+      </w:r>
+      <w:r>
+        <w:rPr>
+          <w:rFonts w:ascii="Avenir Next" w:hAnsi="Avenir Next" w:cs="Avenir Next" w:eastAsia="Avenir Next"/>
+          <w:color w:val="1A1A1A"/>
           <w:sz w:val="18"/>
           <w:szCs w:val="18"/>
         </w:rPr>
-        <w:t xml:space="preserve">Step 3</w:t>
-      </w:r>
-      <w:r>
-        <w:rPr>
-          <w:rFonts w:ascii="Avenir Next" w:hAnsi="Avenir Next" w:cs="Avenir Next" w:eastAsia="Avenir Next"/>
-          <w:color w:val="1A1A1A"/>
-          <w:sz w:val="18"/>
-          <w:szCs w:val="18"/>
-        </w:rPr>
         <w:tab/>
       </w:r>
       <w:r>
         <w:rPr>
           <w:rFonts w:ascii="Avenir Next" w:hAnsi="Avenir Next" w:cs="Avenir Next" w:eastAsia="Avenir Next"/>
           <w:color w:val="1A1A1A"/>
+          <w:sz w:val="22"/>
+          <w:szCs w:val="21"/>
+        </w:rPr>
+        <w:t xml:space="preserve">IQR = </w:t>
+      </w:r>
+      <w:r>
+        <w:rPr>
+          <w:rFonts w:ascii="Avenir Next" w:hAnsi="Avenir Next" w:cs="Avenir Next" w:eastAsia="Avenir Next"/>
+          <w:color w:val="1A1A1A"/>
           <w:sz w:val="21"/>
           <w:szCs w:val="21"/>
-        </w:rPr>
-        <w:t xml:space="preserve">IQR = </w:t>
-      </w:r>
-      <w:r>
-        <w:rPr>
-          <w:rFonts w:ascii="Avenir Next" w:hAnsi="Avenir Next" w:cs="Avenir Next" w:eastAsia="Avenir Next"/>
-          <w:color w:val="1A1A1A"/>
-          <w:sz w:val="21"/>
-          <w:szCs w:val="21"/>
           <w:u w:val="single"/>
         </w:rPr>
         <w:t xml:space="preserve">                </w:t>
@@ -969,7 +978,7 @@
         <w:rPr>
           <w:rFonts w:ascii="Avenir Next" w:hAnsi="Avenir Next" w:cs="Avenir Next" w:eastAsia="Avenir Next"/>
           <w:color w:val="1A1A1A"/>
-          <w:sz w:val="21"/>
+          <w:sz w:val="22"/>
           <w:szCs w:val="21"/>
         </w:rPr>
         <w:t xml:space="preserve">.</w:t>
@@ -1032,35 +1041,35 @@
           <w:rFonts w:ascii="Avenir Next" w:hAnsi="Avenir Next" w:cs="Avenir Next" w:eastAsia="Avenir Next"/>
           <w:b/>
           <w:color w:val="003A70"/>
+          <w:sz w:val="22"/>
+          <w:szCs w:val="18"/>
+        </w:rPr>
+        <w:t xml:space="preserve">Step 1</w:t>
+      </w:r>
+      <w:r>
+        <w:rPr>
+          <w:rFonts w:ascii="Avenir Next" w:hAnsi="Avenir Next" w:cs="Avenir Next" w:eastAsia="Avenir Next"/>
+          <w:color w:val="1A1A1A"/>
           <w:sz w:val="18"/>
           <w:szCs w:val="18"/>
         </w:rPr>
-        <w:t xml:space="preserve">Step 1</w:t>
-      </w:r>
-      <w:r>
-        <w:rPr>
-          <w:rFonts w:ascii="Avenir Next" w:hAnsi="Avenir Next" w:cs="Avenir Next" w:eastAsia="Avenir Next"/>
-          <w:color w:val="1A1A1A"/>
-          <w:sz w:val="18"/>
-          <w:szCs w:val="18"/>
-        </w:rPr>
         <w:tab/>
       </w:r>
       <w:r>
         <w:rPr>
           <w:rFonts w:ascii="Avenir Next" w:hAnsi="Avenir Next" w:cs="Avenir Next" w:eastAsia="Avenir Next"/>
           <w:color w:val="1A1A1A"/>
+          <w:sz w:val="22"/>
+          <w:szCs w:val="21"/>
+        </w:rPr>
+        <w:t xml:space="preserve">Range = 45 − 23 = </w:t>
+      </w:r>
+      <w:r>
+        <w:rPr>
+          <w:rFonts w:ascii="Avenir Next" w:hAnsi="Avenir Next" w:cs="Avenir Next" w:eastAsia="Avenir Next"/>
+          <w:color w:val="1A1A1A"/>
           <w:sz w:val="21"/>
           <w:szCs w:val="21"/>
-        </w:rPr>
-        <w:t xml:space="preserve">Range = 45 − 23 = </w:t>
-      </w:r>
-      <w:r>
-        <w:rPr>
-          <w:rFonts w:ascii="Avenir Next" w:hAnsi="Avenir Next" w:cs="Avenir Next" w:eastAsia="Avenir Next"/>
-          <w:color w:val="1A1A1A"/>
-          <w:sz w:val="21"/>
-          <w:szCs w:val="21"/>
           <w:u w:val="single"/>
         </w:rPr>
         <w:t xml:space="preserve">                </w:t>
@@ -1069,7 +1078,7 @@
         <w:rPr>
           <w:rFonts w:ascii="Avenir Next" w:hAnsi="Avenir Next" w:cs="Avenir Next" w:eastAsia="Avenir Next"/>
           <w:color w:val="1A1A1A"/>
-          <w:sz w:val="21"/>
+          <w:sz w:val="22"/>
           <w:szCs w:val="21"/>
         </w:rPr>
         <w:t xml:space="preserve">.</w:t>
@@ -1089,28 +1098,47 @@
           <w:rFonts w:ascii="Avenir Next" w:hAnsi="Avenir Next" w:cs="Avenir Next" w:eastAsia="Avenir Next"/>
           <w:b/>
           <w:color w:val="003A70"/>
+          <w:sz w:val="22"/>
+          <w:szCs w:val="18"/>
+        </w:rPr>
+        <w:t xml:space="preserve">Step 2</w:t>
+      </w:r>
+      <w:r>
+        <w:rPr>
+          <w:rFonts w:ascii="Avenir Next" w:hAnsi="Avenir Next" w:cs="Avenir Next" w:eastAsia="Avenir Next"/>
+          <w:color w:val="1A1A1A"/>
           <w:sz w:val="18"/>
           <w:szCs w:val="18"/>
         </w:rPr>
-        <w:t xml:space="preserve">Step 2</w:t>
-      </w:r>
-      <w:r>
-        <w:rPr>
-          <w:rFonts w:ascii="Avenir Next" w:hAnsi="Avenir Next" w:cs="Avenir Next" w:eastAsia="Avenir Next"/>
-          <w:color w:val="1A1A1A"/>
-          <w:sz w:val="18"/>
-          <w:szCs w:val="18"/>
-        </w:rPr>
         <w:tab/>
       </w:r>
       <w:r>
         <w:rPr>
           <w:rFonts w:ascii="Avenir Next" w:hAnsi="Avenir Next" w:cs="Avenir Next" w:eastAsia="Avenir Next"/>
           <w:color w:val="1A1A1A"/>
+          <w:sz w:val="22"/>
+          <w:szCs w:val="21"/>
+        </w:rPr>
+        <w:t xml:space="preserve">Q1 = </w:t>
+      </w:r>
+      <w:r>
+        <w:rPr>
+          <w:rFonts w:ascii="Avenir Next" w:hAnsi="Avenir Next" w:cs="Avenir Next" w:eastAsia="Avenir Next"/>
+          <w:color w:val="1A1A1A"/>
           <w:sz w:val="21"/>
           <w:szCs w:val="21"/>
-        </w:rPr>
-        <w:t xml:space="preserve">Q1 = </w:t>
+          <w:u w:val="single"/>
+        </w:rPr>
+        <w:t xml:space="preserve">                </w:t>
+      </w:r>
+      <w:r>
+        <w:rPr>
+          <w:rFonts w:ascii="Avenir Next" w:hAnsi="Avenir Next" w:cs="Avenir Next" w:eastAsia="Avenir Next"/>
+          <w:color w:val="1A1A1A"/>
+          <w:sz w:val="22"/>
+          <w:szCs w:val="21"/>
+        </w:rPr>
+        <w:t xml:space="preserve">. Q3 = </w:t>
       </w:r>
       <w:r>
         <w:rPr>
@@ -1126,26 +1154,7 @@
         <w:rPr>
           <w:rFonts w:ascii="Avenir Next" w:hAnsi="Avenir Next" w:cs="Avenir Next" w:eastAsia="Avenir Next"/>
           <w:color w:val="1A1A1A"/>
-          <w:sz w:val="21"/>
-          <w:szCs w:val="21"/>
-        </w:rPr>
-        <w:t xml:space="preserve">. Q3 = </w:t>
-      </w:r>
-      <w:r>
-        <w:rPr>
-          <w:rFonts w:ascii="Avenir Next" w:hAnsi="Avenir Next" w:cs="Avenir Next" w:eastAsia="Avenir Next"/>
-          <w:color w:val="1A1A1A"/>
-          <w:sz w:val="21"/>
-          <w:szCs w:val="21"/>
-          <w:u w:val="single"/>
-        </w:rPr>
-        <w:t xml:space="preserve">                </w:t>
-      </w:r>
-      <w:r>
-        <w:rPr>
-          <w:rFonts w:ascii="Avenir Next" w:hAnsi="Avenir Next" w:cs="Avenir Next" w:eastAsia="Avenir Next"/>
-          <w:color w:val="1A1A1A"/>
-          <w:sz w:val="21"/>
+          <w:sz w:val="22"/>
           <w:szCs w:val="21"/>
         </w:rPr>
         <w:t xml:space="preserve">.</w:t>
@@ -1165,35 +1174,35 @@
           <w:rFonts w:ascii="Avenir Next" w:hAnsi="Avenir Next" w:cs="Avenir Next" w:eastAsia="Avenir Next"/>
           <w:b/>
           <w:color w:val="003A70"/>
+          <w:sz w:val="22"/>
+          <w:szCs w:val="18"/>
+        </w:rPr>
+        <w:t xml:space="preserve">Step 3</w:t>
+      </w:r>
+      <w:r>
+        <w:rPr>
+          <w:rFonts w:ascii="Avenir Next" w:hAnsi="Avenir Next" w:cs="Avenir Next" w:eastAsia="Avenir Next"/>
+          <w:color w:val="1A1A1A"/>
           <w:sz w:val="18"/>
           <w:szCs w:val="18"/>
         </w:rPr>
-        <w:t xml:space="preserve">Step 3</w:t>
-      </w:r>
-      <w:r>
-        <w:rPr>
-          <w:rFonts w:ascii="Avenir Next" w:hAnsi="Avenir Next" w:cs="Avenir Next" w:eastAsia="Avenir Next"/>
-          <w:color w:val="1A1A1A"/>
-          <w:sz w:val="18"/>
-          <w:szCs w:val="18"/>
-        </w:rPr>
         <w:tab/>
       </w:r>
       <w:r>
         <w:rPr>
           <w:rFonts w:ascii="Avenir Next" w:hAnsi="Avenir Next" w:cs="Avenir Next" w:eastAsia="Avenir Next"/>
           <w:color w:val="1A1A1A"/>
+          <w:sz w:val="22"/>
+          <w:szCs w:val="21"/>
+        </w:rPr>
+        <w:t xml:space="preserve">IQR = </w:t>
+      </w:r>
+      <w:r>
+        <w:rPr>
+          <w:rFonts w:ascii="Avenir Next" w:hAnsi="Avenir Next" w:cs="Avenir Next" w:eastAsia="Avenir Next"/>
+          <w:color w:val="1A1A1A"/>
           <w:sz w:val="21"/>
           <w:szCs w:val="21"/>
-        </w:rPr>
-        <w:t xml:space="preserve">IQR = </w:t>
-      </w:r>
-      <w:r>
-        <w:rPr>
-          <w:rFonts w:ascii="Avenir Next" w:hAnsi="Avenir Next" w:cs="Avenir Next" w:eastAsia="Avenir Next"/>
-          <w:color w:val="1A1A1A"/>
-          <w:sz w:val="21"/>
-          <w:szCs w:val="21"/>
           <w:u w:val="single"/>
         </w:rPr>
         <w:t xml:space="preserve">                </w:t>
@@ -1202,7 +1211,7 @@
         <w:rPr>
           <w:rFonts w:ascii="Avenir Next" w:hAnsi="Avenir Next" w:cs="Avenir Next" w:eastAsia="Avenir Next"/>
           <w:color w:val="1A1A1A"/>
-          <w:sz w:val="21"/>
+          <w:sz w:val="22"/>
           <w:szCs w:val="21"/>
         </w:rPr>
         <w:t xml:space="preserve">.</w:t>
@@ -1215,6 +1224,7 @@
     </w:p>
     <w:p>
       <w:pPr>
+        <w:pStyle w:val="Heading2"/>
         <w:keepNext/>
         <w:pBdr>
           <w:bottom w:val="single" w:sz="8" w:space="3" w:color="003A70"/>
@@ -1230,7 +1240,7 @@
           <w:b/>
           <w:color w:val="003A70"/>
           <w:spacing w:val="14"/>
-          <w:sz w:val="19"/>
+          <w:sz w:val="22"/>
           <w:szCs w:val="19"/>
         </w:rPr>
         <w:t xml:space="preserve">YOUR TURN</w:t>
@@ -1249,7 +1259,7 @@
           <w:rFonts w:ascii="Avenir Next" w:hAnsi="Avenir Next" w:cs="Avenir Next" w:eastAsia="Avenir Next"/>
           <w:i/>
           <w:color w:val="5A5F66"/>
-          <w:sz w:val="17"/>
+          <w:sz w:val="22"/>
           <w:szCs w:val="17"/>
         </w:rPr>
         <w:t xml:space="preserve">use the steps on your own</w:t>
@@ -1635,7 +1645,7 @@
       <w:pPr>
         <w:pageBreakBefore/>
         <w:keepNext/>
-        <w:spacing w:before="0" w:after="12" w:line="264" w:lineRule="auto"/>
+        <w:spacing w:before="0" w:after="10" w:line="240" w:lineRule="auto"/>
       </w:pPr>
       <w:r>
         <w:rPr>
@@ -1644,7 +1654,7 @@
           <w:caps/>
           <w:color w:val="003A70"/>
           <w:spacing w:val="12"/>
-          <w:sz w:val="19"/>
+          <w:sz w:val="22"/>
           <w:szCs w:val="19"/>
         </w:rPr>
         <w:t xml:space="preserve">Lesson 2-5  ·  Session 2  ·  Prerequisite Practice B  ·  Skill 2 of 2</w:t>
@@ -1652,8 +1662,9 @@
     </w:p>
     <w:p>
       <w:pPr>
+        <w:pStyle w:val="Heading1"/>
         <w:keepNext/>
-        <w:spacing w:before="0" w:after="10" w:line="240" w:lineRule="auto"/>
+        <w:spacing w:before="0" w:after="8" w:line="240" w:lineRule="auto"/>
       </w:pPr>
       <w:r>
         <w:rPr>
@@ -1671,13 +1682,13 @@
         <w:pBdr>
           <w:bottom w:val="single" w:sz="4" w:space="5" w:color="C9CDD2"/>
         </w:pBdr>
-        <w:spacing w:before="0" w:after="60" w:line="264" w:lineRule="auto"/>
+        <w:spacing w:before="0" w:after="51" w:line="240" w:lineRule="auto"/>
       </w:pPr>
       <w:r>
         <w:rPr>
           <w:rFonts w:ascii="Avenir Next" w:hAnsi="Avenir Next" w:cs="Avenir Next" w:eastAsia="Avenir Next"/>
           <w:color w:val="5A5F66"/>
-          <w:sz w:val="17"/>
+          <w:sz w:val="22"/>
           <w:szCs w:val="17"/>
         </w:rPr>
         <w:t xml:space="preserve">Builds on Lesson 2-4 Session 2 · 6.SP.B.4</w:t>
@@ -1720,7 +1731,8 @@
           </w:tcPr>
           <w:p>
             <w:pPr>
-              <w:spacing w:before="0" w:after="0" w:line="252" w:lineRule="auto"/>
+              <w:pStyle w:val="Heading2"/>
+              <w:spacing w:before="0" w:after="0" w:line="240" w:lineRule="auto"/>
             </w:pPr>
             <w:r>
               <w:rPr>
@@ -1743,13 +1755,13 @@
           </w:tcPr>
           <w:p>
             <w:pPr>
-              <w:spacing w:before="0" w:after="0" w:line="264" w:lineRule="auto"/>
+              <w:spacing w:before="0" w:after="0" w:line="240" w:lineRule="auto"/>
             </w:pPr>
             <w:r>
               <w:rPr>
                 <w:rFonts w:ascii="Avenir Next" w:hAnsi="Avenir Next" w:cs="Avenir Next" w:eastAsia="Avenir Next"/>
                 <w:color w:val="1A1A1A"/>
-                <w:sz w:val="20"/>
+                <w:sz w:val="22"/>
                 <w:szCs w:val="20"/>
               </w:rPr>
               <w:t xml:space="preserve">In problem 8, Bus 1’s box is narrow. A narrow box means predictable.</w:t>
@@ -1769,7 +1781,8 @@
           </w:tcPr>
           <w:p>
             <w:pPr>
-              <w:spacing w:before="0" w:after="0" w:line="252" w:lineRule="auto"/>
+              <w:pStyle w:val="Heading2"/>
+              <w:spacing w:before="0" w:after="0" w:line="240" w:lineRule="auto"/>
             </w:pPr>
             <w:r>
               <w:rPr>
@@ -1792,13 +1805,13 @@
           </w:tcPr>
           <w:p>
             <w:pPr>
-              <w:spacing w:before="0" w:after="0" w:line="264" w:lineRule="auto"/>
+              <w:spacing w:before="0" w:after="0" w:line="240" w:lineRule="auto"/>
             </w:pPr>
             <w:r>
               <w:rPr>
                 <w:rFonts w:ascii="Avenir Next" w:hAnsi="Avenir Next" w:cs="Avenir Next" w:eastAsia="Avenir Next"/>
                 <w:color w:val="1A1A1A"/>
-                <w:sz w:val="20"/>
+                <w:sz w:val="22"/>
                 <w:szCs w:val="20"/>
               </w:rPr>
               <w:t xml:space="preserve">Find two box widths and tell which group is more consistent.  </w:t>
@@ -1808,7 +1821,7 @@
                 <w:rFonts w:ascii="Avenir Next" w:hAnsi="Avenir Next" w:cs="Avenir Next" w:eastAsia="Avenir Next"/>
                 <w:b/>
                 <w:color w:val="1A1A1A"/>
-                <w:sz w:val="20"/>
+                <w:sz w:val="22"/>
                 <w:szCs w:val="20"/>
               </w:rPr>
               <w:t xml:space="preserve">You will use it in Practice Form A, problems 3 and 8.</w:t>
@@ -1819,6 +1832,7 @@
     </w:tbl>
     <w:p>
       <w:pPr>
+        <w:pStyle w:val="Heading2"/>
         <w:keepNext/>
         <w:pBdr>
           <w:bottom w:val="single" w:sz="8" w:space="3" w:color="003A70"/>
@@ -1826,7 +1840,7 @@
         <w:tabs>
           <w:tab w:val="right" w:pos="9504"/>
         </w:tabs>
-        <w:spacing w:before="50" w:after="36" w:line="240" w:lineRule="auto"/>
+        <w:spacing w:before="42" w:after="31" w:line="240" w:lineRule="auto"/>
       </w:pPr>
       <w:r>
         <w:rPr>
@@ -1834,7 +1848,7 @@
           <w:b/>
           <w:color w:val="003A70"/>
           <w:spacing w:val="14"/>
-          <w:sz w:val="19"/>
+          <w:sz w:val="22"/>
           <w:szCs w:val="19"/>
         </w:rPr>
         <w:t xml:space="preserve">STEPS TO FOLLOW</w:t>
@@ -1853,7 +1867,7 @@
           <w:rFonts w:ascii="Avenir Next" w:hAnsi="Avenir Next" w:cs="Avenir Next" w:eastAsia="Avenir Next"/>
           <w:i/>
           <w:color w:val="5A5F66"/>
-          <w:sz w:val="17"/>
+          <w:sz w:val="22"/>
           <w:szCs w:val="17"/>
         </w:rPr>
         <w:t xml:space="preserve">use these same steps on every problem</w:t>
@@ -1895,6 +1909,7 @@
           </w:tcPr>
           <w:p>
             <w:pPr>
+              <w:pStyle w:val="Heading1"/>
               <w:spacing w:before="0" w:after="0" w:line="240" w:lineRule="auto"/>
               <w:jc w:val="center"/>
             </w:pPr>
@@ -1917,13 +1932,13 @@
           </w:tcPr>
           <w:p>
             <w:pPr>
-              <w:spacing w:before="0" w:after="0" w:line="264" w:lineRule="auto"/>
+              <w:spacing w:before="0" w:after="0" w:line="240" w:lineRule="auto"/>
             </w:pPr>
             <w:r>
               <w:rPr>
                 <w:rFonts w:ascii="Avenir Next" w:hAnsi="Avenir Next" w:cs="Avenir Next" w:eastAsia="Avenir Next"/>
                 <w:color w:val="1A1A1A"/>
-                <w:sz w:val="21"/>
+                <w:sz w:val="22"/>
                 <w:szCs w:val="21"/>
               </w:rPr>
               <w:t xml:space="preserve">Find each box </w:t>
@@ -1933,7 +1948,7 @@
                 <w:rFonts w:ascii="Avenir Next" w:hAnsi="Avenir Next" w:cs="Avenir Next" w:eastAsia="Avenir Next"/>
                 <w:b/>
                 <w:color w:val="1A1A1A"/>
-                <w:sz w:val="21"/>
+                <w:sz w:val="22"/>
                 <w:szCs w:val="21"/>
               </w:rPr>
               <w:t xml:space="preserve">width</w:t>
@@ -1942,7 +1957,7 @@
               <w:rPr>
                 <w:rFonts w:ascii="Avenir Next" w:hAnsi="Avenir Next" w:cs="Avenir Next" w:eastAsia="Avenir Next"/>
                 <w:color w:val="1A1A1A"/>
-                <w:sz w:val="21"/>
+                <w:sz w:val="22"/>
                 <w:szCs w:val="21"/>
               </w:rPr>
               <w:t xml:space="preserve">: Q3 − Q1.</w:t>
@@ -1961,6 +1976,7 @@
           </w:tcPr>
           <w:p>
             <w:pPr>
+              <w:pStyle w:val="Heading1"/>
               <w:spacing w:before="0" w:after="0" w:line="240" w:lineRule="auto"/>
               <w:jc w:val="center"/>
             </w:pPr>
@@ -1983,14 +1999,14 @@
           </w:tcPr>
           <w:p>
             <w:pPr>
-              <w:spacing w:before="0" w:after="0" w:line="264" w:lineRule="auto"/>
+              <w:spacing w:before="0" w:after="0" w:line="240" w:lineRule="auto"/>
             </w:pPr>
             <w:r>
               <w:rPr>
                 <w:rFonts w:ascii="Avenir Next" w:hAnsi="Avenir Next" w:cs="Avenir Next" w:eastAsia="Avenir Next"/>
                 <w:b/>
                 <w:color w:val="1A1A1A"/>
-                <w:sz w:val="21"/>
+                <w:sz w:val="22"/>
                 <w:szCs w:val="21"/>
               </w:rPr>
               <w:t xml:space="preserve">Compare</w:t>
@@ -1999,7 +2015,7 @@
               <w:rPr>
                 <w:rFonts w:ascii="Avenir Next" w:hAnsi="Avenir Next" w:cs="Avenir Next" w:eastAsia="Avenir Next"/>
                 <w:color w:val="1A1A1A"/>
-                <w:sz w:val="21"/>
+                <w:sz w:val="22"/>
                 <w:szCs w:val="21"/>
               </w:rPr>
               <w:t xml:space="preserve"> the two widths.</w:t>
@@ -2018,6 +2034,7 @@
           </w:tcPr>
           <w:p>
             <w:pPr>
+              <w:pStyle w:val="Heading1"/>
               <w:spacing w:before="0" w:after="0" w:line="240" w:lineRule="auto"/>
               <w:jc w:val="center"/>
             </w:pPr>
@@ -2040,13 +2057,13 @@
           </w:tcPr>
           <w:p>
             <w:pPr>
-              <w:spacing w:before="0" w:after="0" w:line="264" w:lineRule="auto"/>
+              <w:spacing w:before="0" w:after="0" w:line="240" w:lineRule="auto"/>
             </w:pPr>
             <w:r>
               <w:rPr>
                 <w:rFonts w:ascii="Avenir Next" w:hAnsi="Avenir Next" w:cs="Avenir Next" w:eastAsia="Avenir Next"/>
                 <w:color w:val="1A1A1A"/>
-                <w:sz w:val="21"/>
+                <w:sz w:val="22"/>
                 <w:szCs w:val="21"/>
               </w:rPr>
               <w:t xml:space="preserve">The </w:t>
@@ -2056,7 +2073,7 @@
                 <w:rFonts w:ascii="Avenir Next" w:hAnsi="Avenir Next" w:cs="Avenir Next" w:eastAsia="Avenir Next"/>
                 <w:b/>
                 <w:color w:val="1A1A1A"/>
-                <w:sz w:val="21"/>
+                <w:sz w:val="22"/>
                 <w:szCs w:val="21"/>
               </w:rPr>
               <w:t xml:space="preserve">narrower</w:t>
@@ -2065,7 +2082,7 @@
               <w:rPr>
                 <w:rFonts w:ascii="Avenir Next" w:hAnsi="Avenir Next" w:cs="Avenir Next" w:eastAsia="Avenir Next"/>
                 <w:color w:val="1A1A1A"/>
-                <w:sz w:val="21"/>
+                <w:sz w:val="22"/>
                 <w:szCs w:val="21"/>
               </w:rPr>
               <w:t xml:space="preserve"> box is more consistent.</w:t>
@@ -2076,6 +2093,7 @@
     </w:tbl>
     <w:p>
       <w:pPr>
+        <w:pStyle w:val="Heading2"/>
         <w:keepNext/>
         <w:pBdr>
           <w:bottom w:val="single" w:sz="8" w:space="3" w:color="003A70"/>
@@ -2083,7 +2101,7 @@
         <w:tabs>
           <w:tab w:val="right" w:pos="9504"/>
         </w:tabs>
-        <w:spacing w:before="50" w:after="36" w:line="240" w:lineRule="auto"/>
+        <w:spacing w:before="42" w:after="31" w:line="240" w:lineRule="auto"/>
       </w:pPr>
       <w:r>
         <w:rPr>
@@ -2091,7 +2109,7 @@
           <w:b/>
           <w:color w:val="003A70"/>
           <w:spacing w:val="14"/>
-          <w:sz w:val="19"/>
+          <w:sz w:val="22"/>
           <w:szCs w:val="19"/>
         </w:rPr>
         <w:t xml:space="preserve">WATCH ME</w:t>
@@ -2110,7 +2128,7 @@
           <w:rFonts w:ascii="Avenir Next" w:hAnsi="Avenir Next" w:cs="Avenir Next" w:eastAsia="Avenir Next"/>
           <w:i/>
           <w:color w:val="5A5F66"/>
-          <w:sz w:val="17"/>
+          <w:sz w:val="22"/>
           <w:szCs w:val="17"/>
         </w:rPr>
         <w:t xml:space="preserve">the steps in action</w:t>
@@ -2118,14 +2136,14 @@
     </w:p>
     <w:p>
       <w:pPr>
-        <w:spacing w:before="0" w:after="40" w:line="264" w:lineRule="auto"/>
+        <w:spacing w:before="0" w:after="34" w:line="240" w:lineRule="auto"/>
       </w:pPr>
       <w:r>
         <w:rPr>
           <w:rFonts w:ascii="Avenir Next" w:hAnsi="Avenir Next" w:cs="Avenir Next" w:eastAsia="Avenir Next"/>
           <w:b/>
           <w:color w:val="1A1A1A"/>
-          <w:sz w:val="21"/>
+          <w:sz w:val="22"/>
           <w:szCs w:val="21"/>
         </w:rPr>
         <w:t xml:space="preserve">Box A goes from 20 to 26. Box B goes from 18 to 34. Which is more consistent?</w:t>
@@ -2136,7 +2154,7 @@
         <w:tabs>
           <w:tab w:val="left" w:pos="950"/>
         </w:tabs>
-        <w:spacing w:before="0" w:after="24" w:line="256" w:lineRule="auto"/>
+        <w:spacing w:before="0" w:after="20" w:line="240" w:lineRule="auto"/>
         <w:ind w:left="950" w:hanging="950"/>
       </w:pPr>
       <w:r>
@@ -2144,25 +2162,25 @@
           <w:rFonts w:ascii="Avenir Next" w:hAnsi="Avenir Next" w:cs="Avenir Next" w:eastAsia="Avenir Next"/>
           <w:b/>
           <w:color w:val="003A70"/>
+          <w:sz w:val="22"/>
+          <w:szCs w:val="19"/>
+        </w:rPr>
+        <w:t xml:space="preserve">Step 1</w:t>
+      </w:r>
+      <w:r>
+        <w:rPr>
+          <w:rFonts w:ascii="Avenir Next" w:hAnsi="Avenir Next" w:cs="Avenir Next" w:eastAsia="Avenir Next"/>
+          <w:color w:val="1A1A1A"/>
           <w:sz w:val="19"/>
           <w:szCs w:val="19"/>
         </w:rPr>
-        <w:t xml:space="preserve">Step 1</w:t>
-      </w:r>
-      <w:r>
-        <w:rPr>
-          <w:rFonts w:ascii="Avenir Next" w:hAnsi="Avenir Next" w:cs="Avenir Next" w:eastAsia="Avenir Next"/>
-          <w:color w:val="1A1A1A"/>
-          <w:sz w:val="19"/>
-          <w:szCs w:val="19"/>
-        </w:rPr>
         <w:tab/>
       </w:r>
       <w:r>
         <w:rPr>
           <w:rFonts w:ascii="Avenir Next" w:hAnsi="Avenir Next" w:cs="Avenir Next" w:eastAsia="Avenir Next"/>
           <w:color w:val="1A1A1A"/>
-          <w:sz w:val="21"/>
+          <w:sz w:val="22"/>
           <w:szCs w:val="21"/>
         </w:rPr>
         <w:t xml:space="preserve">A: 26 − 20 = 6. B: 34 − 18 = 16.</w:t>
@@ -2173,7 +2191,7 @@
         <w:tabs>
           <w:tab w:val="left" w:pos="950"/>
         </w:tabs>
-        <w:spacing w:before="0" w:after="24" w:line="256" w:lineRule="auto"/>
+        <w:spacing w:before="0" w:after="20" w:line="240" w:lineRule="auto"/>
         <w:ind w:left="950" w:hanging="950"/>
       </w:pPr>
       <w:r>
@@ -2181,25 +2199,25 @@
           <w:rFonts w:ascii="Avenir Next" w:hAnsi="Avenir Next" w:cs="Avenir Next" w:eastAsia="Avenir Next"/>
           <w:b/>
           <w:color w:val="003A70"/>
+          <w:sz w:val="22"/>
+          <w:szCs w:val="19"/>
+        </w:rPr>
+        <w:t xml:space="preserve">Step 2</w:t>
+      </w:r>
+      <w:r>
+        <w:rPr>
+          <w:rFonts w:ascii="Avenir Next" w:hAnsi="Avenir Next" w:cs="Avenir Next" w:eastAsia="Avenir Next"/>
+          <w:color w:val="1A1A1A"/>
           <w:sz w:val="19"/>
           <w:szCs w:val="19"/>
         </w:rPr>
-        <w:t xml:space="preserve">Step 2</w:t>
-      </w:r>
-      <w:r>
-        <w:rPr>
-          <w:rFonts w:ascii="Avenir Next" w:hAnsi="Avenir Next" w:cs="Avenir Next" w:eastAsia="Avenir Next"/>
-          <w:color w:val="1A1A1A"/>
-          <w:sz w:val="19"/>
-          <w:szCs w:val="19"/>
-        </w:rPr>
         <w:tab/>
       </w:r>
       <w:r>
         <w:rPr>
           <w:rFonts w:ascii="Avenir Next" w:hAnsi="Avenir Next" w:cs="Avenir Next" w:eastAsia="Avenir Next"/>
           <w:color w:val="1A1A1A"/>
-          <w:sz w:val="21"/>
+          <w:sz w:val="22"/>
           <w:szCs w:val="21"/>
         </w:rPr>
         <w:t xml:space="preserve">6 &lt; 16.</w:t>
@@ -2210,7 +2228,7 @@
         <w:tabs>
           <w:tab w:val="left" w:pos="950"/>
         </w:tabs>
-        <w:spacing w:before="0" w:after="24" w:line="256" w:lineRule="auto"/>
+        <w:spacing w:before="0" w:after="20" w:line="240" w:lineRule="auto"/>
         <w:ind w:left="950" w:hanging="950"/>
       </w:pPr>
       <w:r>
@@ -2218,25 +2236,25 @@
           <w:rFonts w:ascii="Avenir Next" w:hAnsi="Avenir Next" w:cs="Avenir Next" w:eastAsia="Avenir Next"/>
           <w:b/>
           <w:color w:val="003A70"/>
+          <w:sz w:val="22"/>
+          <w:szCs w:val="19"/>
+        </w:rPr>
+        <w:t xml:space="preserve">Step 3</w:t>
+      </w:r>
+      <w:r>
+        <w:rPr>
+          <w:rFonts w:ascii="Avenir Next" w:hAnsi="Avenir Next" w:cs="Avenir Next" w:eastAsia="Avenir Next"/>
+          <w:color w:val="1A1A1A"/>
           <w:sz w:val="19"/>
           <w:szCs w:val="19"/>
         </w:rPr>
-        <w:t xml:space="preserve">Step 3</w:t>
-      </w:r>
-      <w:r>
-        <w:rPr>
-          <w:rFonts w:ascii="Avenir Next" w:hAnsi="Avenir Next" w:cs="Avenir Next" w:eastAsia="Avenir Next"/>
-          <w:color w:val="1A1A1A"/>
-          <w:sz w:val="19"/>
-          <w:szCs w:val="19"/>
-        </w:rPr>
         <w:tab/>
       </w:r>
       <w:r>
         <w:rPr>
           <w:rFonts w:ascii="Avenir Next" w:hAnsi="Avenir Next" w:cs="Avenir Next" w:eastAsia="Avenir Next"/>
           <w:color w:val="1A1A1A"/>
-          <w:sz w:val="21"/>
+          <w:sz w:val="22"/>
           <w:szCs w:val="21"/>
         </w:rPr>
         <w:t xml:space="preserve">Box A is narrower.</w:t>
@@ -2247,7 +2265,7 @@
         <w:tabs>
           <w:tab w:val="left" w:pos="950"/>
         </w:tabs>
-        <w:spacing w:before="20" w:after="0" w:line="256" w:lineRule="auto"/>
+        <w:spacing w:before="17" w:after="0" w:line="240" w:lineRule="auto"/>
         <w:ind w:left="950" w:hanging="950"/>
       </w:pPr>
       <w:r>
@@ -2255,18 +2273,18 @@
           <w:rFonts w:ascii="Avenir Next" w:hAnsi="Avenir Next" w:cs="Avenir Next" w:eastAsia="Avenir Next"/>
           <w:b/>
           <w:color w:val="1A1A1A"/>
+          <w:sz w:val="22"/>
+          <w:szCs w:val="21"/>
+        </w:rPr>
+        <w:t xml:space="preserve">Answer</w:t>
+      </w:r>
+      <w:r>
+        <w:rPr>
+          <w:rFonts w:ascii="Avenir Next" w:hAnsi="Avenir Next" w:cs="Avenir Next" w:eastAsia="Avenir Next"/>
+          <w:color w:val="1A1A1A"/>
           <w:sz w:val="21"/>
           <w:szCs w:val="21"/>
         </w:rPr>
-        <w:t xml:space="preserve">Answer</w:t>
-      </w:r>
-      <w:r>
-        <w:rPr>
-          <w:rFonts w:ascii="Avenir Next" w:hAnsi="Avenir Next" w:cs="Avenir Next" w:eastAsia="Avenir Next"/>
-          <w:color w:val="1A1A1A"/>
-          <w:sz w:val="21"/>
-          <w:szCs w:val="21"/>
-        </w:rPr>
         <w:tab/>
       </w:r>
       <w:r>
@@ -2274,7 +2292,7 @@
           <w:rFonts w:ascii="Avenir Next" w:hAnsi="Avenir Next" w:cs="Avenir Next" w:eastAsia="Avenir Next"/>
           <w:b/>
           <w:color w:val="1A1A1A"/>
-          <w:sz w:val="21"/>
+          <w:sz w:val="22"/>
           <w:szCs w:val="21"/>
         </w:rPr>
         <w:t xml:space="preserve">Group A is more consistent.</w:t>
@@ -2282,6 +2300,7 @@
     </w:p>
     <w:p>
       <w:pPr>
+        <w:pStyle w:val="Heading2"/>
         <w:keepNext/>
         <w:pBdr>
           <w:bottom w:val="single" w:sz="8" w:space="3" w:color="003A70"/>
@@ -2289,7 +2308,7 @@
         <w:tabs>
           <w:tab w:val="right" w:pos="9504"/>
         </w:tabs>
-        <w:spacing w:before="50" w:after="36" w:line="240" w:lineRule="auto"/>
+        <w:spacing w:before="42" w:after="31" w:line="240" w:lineRule="auto"/>
       </w:pPr>
       <w:r>
         <w:rPr>
@@ -2297,7 +2316,7 @@
           <w:b/>
           <w:color w:val="003A70"/>
           <w:spacing w:val="14"/>
-          <w:sz w:val="19"/>
+          <w:sz w:val="22"/>
           <w:szCs w:val="19"/>
         </w:rPr>
         <w:t xml:space="preserve">TRY IT WITH HELP</w:t>
@@ -2316,7 +2335,7 @@
           <w:rFonts w:ascii="Avenir Next" w:hAnsi="Avenir Next" w:cs="Avenir Next" w:eastAsia="Avenir Next"/>
           <w:i/>
           <w:color w:val="5A5F66"/>
-          <w:sz w:val="17"/>
+          <w:sz w:val="22"/>
           <w:szCs w:val="17"/>
         </w:rPr>
         <w:t xml:space="preserve">fill in each step</w:t>
@@ -2328,7 +2347,7 @@
         <w:tabs>
           <w:tab w:val="left" w:pos="432"/>
         </w:tabs>
-        <w:spacing w:before="90" w:after="40" w:line="268" w:lineRule="auto"/>
+        <w:spacing w:before="76" w:after="34" w:line="240" w:lineRule="auto"/>
         <w:ind w:left="432" w:hanging="432"/>
       </w:pPr>
       <w:r>
@@ -2366,7 +2385,7 @@
         <w:tabs>
           <w:tab w:val="left" w:pos="1300"/>
         </w:tabs>
-        <w:spacing w:before="0" w:after="24" w:line="272" w:lineRule="auto"/>
+        <w:spacing w:before="0" w:after="20" w:line="240" w:lineRule="auto"/>
         <w:ind w:left="1300" w:hanging="868"/>
       </w:pPr>
       <w:r>
@@ -2374,28 +2393,47 @@
           <w:rFonts w:ascii="Avenir Next" w:hAnsi="Avenir Next" w:cs="Avenir Next" w:eastAsia="Avenir Next"/>
           <w:b/>
           <w:color w:val="003A70"/>
+          <w:sz w:val="22"/>
+          <w:szCs w:val="18"/>
+        </w:rPr>
+        <w:t xml:space="preserve">Step 1</w:t>
+      </w:r>
+      <w:r>
+        <w:rPr>
+          <w:rFonts w:ascii="Avenir Next" w:hAnsi="Avenir Next" w:cs="Avenir Next" w:eastAsia="Avenir Next"/>
+          <w:color w:val="1A1A1A"/>
           <w:sz w:val="18"/>
           <w:szCs w:val="18"/>
         </w:rPr>
-        <w:t xml:space="preserve">Step 1</w:t>
-      </w:r>
-      <w:r>
-        <w:rPr>
-          <w:rFonts w:ascii="Avenir Next" w:hAnsi="Avenir Next" w:cs="Avenir Next" w:eastAsia="Avenir Next"/>
-          <w:color w:val="1A1A1A"/>
-          <w:sz w:val="18"/>
-          <w:szCs w:val="18"/>
-        </w:rPr>
         <w:tab/>
       </w:r>
       <w:r>
         <w:rPr>
           <w:rFonts w:ascii="Avenir Next" w:hAnsi="Avenir Next" w:cs="Avenir Next" w:eastAsia="Avenir Next"/>
           <w:color w:val="1A1A1A"/>
+          <w:sz w:val="22"/>
+          <w:szCs w:val="21"/>
+        </w:rPr>
+        <w:t xml:space="preserve">C: 44 − 30 = </w:t>
+      </w:r>
+      <w:r>
+        <w:rPr>
+          <w:rFonts w:ascii="Avenir Next" w:hAnsi="Avenir Next" w:cs="Avenir Next" w:eastAsia="Avenir Next"/>
+          <w:color w:val="1A1A1A"/>
           <w:sz w:val="21"/>
           <w:szCs w:val="21"/>
-        </w:rPr>
-        <w:t xml:space="preserve">C: 44 − 30 = </w:t>
+          <w:u w:val="single"/>
+        </w:rPr>
+        <w:t xml:space="preserve">                </w:t>
+      </w:r>
+      <w:r>
+        <w:rPr>
+          <w:rFonts w:ascii="Avenir Next" w:hAnsi="Avenir Next" w:cs="Avenir Next" w:eastAsia="Avenir Next"/>
+          <w:color w:val="1A1A1A"/>
+          <w:sz w:val="22"/>
+          <w:szCs w:val="21"/>
+        </w:rPr>
+        <w:t xml:space="preserve">. D: 37 − 31 = </w:t>
       </w:r>
       <w:r>
         <w:rPr>
@@ -2411,26 +2449,7 @@
         <w:rPr>
           <w:rFonts w:ascii="Avenir Next" w:hAnsi="Avenir Next" w:cs="Avenir Next" w:eastAsia="Avenir Next"/>
           <w:color w:val="1A1A1A"/>
-          <w:sz w:val="21"/>
-          <w:szCs w:val="21"/>
-        </w:rPr>
-        <w:t xml:space="preserve">. D: 37 − 31 = </w:t>
-      </w:r>
-      <w:r>
-        <w:rPr>
-          <w:rFonts w:ascii="Avenir Next" w:hAnsi="Avenir Next" w:cs="Avenir Next" w:eastAsia="Avenir Next"/>
-          <w:color w:val="1A1A1A"/>
-          <w:sz w:val="21"/>
-          <w:szCs w:val="21"/>
-          <w:u w:val="single"/>
-        </w:rPr>
-        <w:t xml:space="preserve">                </w:t>
-      </w:r>
-      <w:r>
-        <w:rPr>
-          <w:rFonts w:ascii="Avenir Next" w:hAnsi="Avenir Next" w:cs="Avenir Next" w:eastAsia="Avenir Next"/>
-          <w:color w:val="1A1A1A"/>
-          <w:sz w:val="21"/>
+          <w:sz w:val="22"/>
           <w:szCs w:val="21"/>
         </w:rPr>
         <w:t xml:space="preserve">.</w:t>
@@ -2442,7 +2461,7 @@
         <w:tabs>
           <w:tab w:val="left" w:pos="1300"/>
         </w:tabs>
-        <w:spacing w:before="0" w:after="24" w:line="272" w:lineRule="auto"/>
+        <w:spacing w:before="0" w:after="20" w:line="240" w:lineRule="auto"/>
         <w:ind w:left="1300" w:hanging="868"/>
       </w:pPr>
       <w:r>
@@ -2450,18 +2469,18 @@
           <w:rFonts w:ascii="Avenir Next" w:hAnsi="Avenir Next" w:cs="Avenir Next" w:eastAsia="Avenir Next"/>
           <w:b/>
           <w:color w:val="003A70"/>
+          <w:sz w:val="22"/>
+          <w:szCs w:val="18"/>
+        </w:rPr>
+        <w:t xml:space="preserve">Step 2</w:t>
+      </w:r>
+      <w:r>
+        <w:rPr>
+          <w:rFonts w:ascii="Avenir Next" w:hAnsi="Avenir Next" w:cs="Avenir Next" w:eastAsia="Avenir Next"/>
+          <w:color w:val="1A1A1A"/>
           <w:sz w:val="18"/>
           <w:szCs w:val="18"/>
         </w:rPr>
-        <w:t xml:space="preserve">Step 2</w:t>
-      </w:r>
-      <w:r>
-        <w:rPr>
-          <w:rFonts w:ascii="Avenir Next" w:hAnsi="Avenir Next" w:cs="Avenir Next" w:eastAsia="Avenir Next"/>
-          <w:color w:val="1A1A1A"/>
-          <w:sz w:val="18"/>
-          <w:szCs w:val="18"/>
-        </w:rPr>
         <w:tab/>
       </w:r>
       <w:r>
@@ -2478,7 +2497,7 @@
         <w:rPr>
           <w:rFonts w:ascii="Avenir Next" w:hAnsi="Avenir Next" w:cs="Avenir Next" w:eastAsia="Avenir Next"/>
           <w:color w:val="1A1A1A"/>
-          <w:sz w:val="21"/>
+          <w:sz w:val="22"/>
           <w:szCs w:val="21"/>
         </w:rPr>
         <w:t xml:space="preserve"> is narrower.</w:t>
@@ -2490,7 +2509,7 @@
         <w:tabs>
           <w:tab w:val="left" w:pos="1300"/>
         </w:tabs>
-        <w:spacing w:before="0" w:after="24" w:line="272" w:lineRule="auto"/>
+        <w:spacing w:before="0" w:after="20" w:line="240" w:lineRule="auto"/>
         <w:ind w:left="1300" w:hanging="868"/>
       </w:pPr>
       <w:r>
@@ -2498,35 +2517,35 @@
           <w:rFonts w:ascii="Avenir Next" w:hAnsi="Avenir Next" w:cs="Avenir Next" w:eastAsia="Avenir Next"/>
           <w:b/>
           <w:color w:val="003A70"/>
+          <w:sz w:val="22"/>
+          <w:szCs w:val="18"/>
+        </w:rPr>
+        <w:t xml:space="preserve">Step 3</w:t>
+      </w:r>
+      <w:r>
+        <w:rPr>
+          <w:rFonts w:ascii="Avenir Next" w:hAnsi="Avenir Next" w:cs="Avenir Next" w:eastAsia="Avenir Next"/>
+          <w:color w:val="1A1A1A"/>
           <w:sz w:val="18"/>
           <w:szCs w:val="18"/>
         </w:rPr>
-        <w:t xml:space="preserve">Step 3</w:t>
-      </w:r>
-      <w:r>
-        <w:rPr>
-          <w:rFonts w:ascii="Avenir Next" w:hAnsi="Avenir Next" w:cs="Avenir Next" w:eastAsia="Avenir Next"/>
-          <w:color w:val="1A1A1A"/>
-          <w:sz w:val="18"/>
-          <w:szCs w:val="18"/>
-        </w:rPr>
         <w:tab/>
       </w:r>
       <w:r>
         <w:rPr>
           <w:rFonts w:ascii="Avenir Next" w:hAnsi="Avenir Next" w:cs="Avenir Next" w:eastAsia="Avenir Next"/>
           <w:color w:val="1A1A1A"/>
+          <w:sz w:val="22"/>
+          <w:szCs w:val="21"/>
+        </w:rPr>
+        <w:t xml:space="preserve">The more consistent group is </w:t>
+      </w:r>
+      <w:r>
+        <w:rPr>
+          <w:rFonts w:ascii="Avenir Next" w:hAnsi="Avenir Next" w:cs="Avenir Next" w:eastAsia="Avenir Next"/>
+          <w:color w:val="1A1A1A"/>
           <w:sz w:val="21"/>
           <w:szCs w:val="21"/>
-        </w:rPr>
-        <w:t xml:space="preserve">The more consistent group is </w:t>
-      </w:r>
-      <w:r>
-        <w:rPr>
-          <w:rFonts w:ascii="Avenir Next" w:hAnsi="Avenir Next" w:cs="Avenir Next" w:eastAsia="Avenir Next"/>
-          <w:color w:val="1A1A1A"/>
-          <w:sz w:val="21"/>
-          <w:szCs w:val="21"/>
           <w:u w:val="single"/>
         </w:rPr>
         <w:t xml:space="preserve">                </w:t>
@@ -2535,7 +2554,7 @@
         <w:rPr>
           <w:rFonts w:ascii="Avenir Next" w:hAnsi="Avenir Next" w:cs="Avenir Next" w:eastAsia="Avenir Next"/>
           <w:color w:val="1A1A1A"/>
-          <w:sz w:val="21"/>
+          <w:sz w:val="22"/>
           <w:szCs w:val="21"/>
         </w:rPr>
         <w:t xml:space="preserve">.</w:t>
@@ -2552,7 +2571,7 @@
         <w:tabs>
           <w:tab w:val="left" w:pos="432"/>
         </w:tabs>
-        <w:spacing w:before="90" w:after="40" w:line="268" w:lineRule="auto"/>
+        <w:spacing w:before="76" w:after="34" w:line="240" w:lineRule="auto"/>
         <w:ind w:left="432" w:hanging="432"/>
       </w:pPr>
       <w:r>
@@ -2590,7 +2609,7 @@
         <w:tabs>
           <w:tab w:val="left" w:pos="1300"/>
         </w:tabs>
-        <w:spacing w:before="0" w:after="24" w:line="272" w:lineRule="auto"/>
+        <w:spacing w:before="0" w:after="20" w:line="240" w:lineRule="auto"/>
         <w:ind w:left="1300" w:hanging="868"/>
       </w:pPr>
       <w:r>
@@ -2598,28 +2617,47 @@
           <w:rFonts w:ascii="Avenir Next" w:hAnsi="Avenir Next" w:cs="Avenir Next" w:eastAsia="Avenir Next"/>
           <w:b/>
           <w:color w:val="003A70"/>
+          <w:sz w:val="22"/>
+          <w:szCs w:val="18"/>
+        </w:rPr>
+        <w:t xml:space="preserve">Step 1</w:t>
+      </w:r>
+      <w:r>
+        <w:rPr>
+          <w:rFonts w:ascii="Avenir Next" w:hAnsi="Avenir Next" w:cs="Avenir Next" w:eastAsia="Avenir Next"/>
+          <w:color w:val="1A1A1A"/>
           <w:sz w:val="18"/>
           <w:szCs w:val="18"/>
         </w:rPr>
-        <w:t xml:space="preserve">Step 1</w:t>
-      </w:r>
-      <w:r>
-        <w:rPr>
-          <w:rFonts w:ascii="Avenir Next" w:hAnsi="Avenir Next" w:cs="Avenir Next" w:eastAsia="Avenir Next"/>
-          <w:color w:val="1A1A1A"/>
-          <w:sz w:val="18"/>
-          <w:szCs w:val="18"/>
-        </w:rPr>
         <w:tab/>
       </w:r>
       <w:r>
         <w:rPr>
           <w:rFonts w:ascii="Avenir Next" w:hAnsi="Avenir Next" w:cs="Avenir Next" w:eastAsia="Avenir Next"/>
           <w:color w:val="1A1A1A"/>
+          <w:sz w:val="22"/>
+          <w:szCs w:val="21"/>
+        </w:rPr>
+        <w:t xml:space="preserve">P: 19 − 12 = </w:t>
+      </w:r>
+      <w:r>
+        <w:rPr>
+          <w:rFonts w:ascii="Avenir Next" w:hAnsi="Avenir Next" w:cs="Avenir Next" w:eastAsia="Avenir Next"/>
+          <w:color w:val="1A1A1A"/>
           <w:sz w:val="21"/>
           <w:szCs w:val="21"/>
-        </w:rPr>
-        <w:t xml:space="preserve">P: 19 − 12 = </w:t>
+          <w:u w:val="single"/>
+        </w:rPr>
+        <w:t xml:space="preserve">                </w:t>
+      </w:r>
+      <w:r>
+        <w:rPr>
+          <w:rFonts w:ascii="Avenir Next" w:hAnsi="Avenir Next" w:cs="Avenir Next" w:eastAsia="Avenir Next"/>
+          <w:color w:val="1A1A1A"/>
+          <w:sz w:val="22"/>
+          <w:szCs w:val="21"/>
+        </w:rPr>
+        <w:t xml:space="preserve">. Q: 46 − 40 = </w:t>
       </w:r>
       <w:r>
         <w:rPr>
@@ -2635,26 +2673,7 @@
         <w:rPr>
           <w:rFonts w:ascii="Avenir Next" w:hAnsi="Avenir Next" w:cs="Avenir Next" w:eastAsia="Avenir Next"/>
           <w:color w:val="1A1A1A"/>
-          <w:sz w:val="21"/>
-          <w:szCs w:val="21"/>
-        </w:rPr>
-        <w:t xml:space="preserve">. Q: 46 − 40 = </w:t>
-      </w:r>
-      <w:r>
-        <w:rPr>
-          <w:rFonts w:ascii="Avenir Next" w:hAnsi="Avenir Next" w:cs="Avenir Next" w:eastAsia="Avenir Next"/>
-          <w:color w:val="1A1A1A"/>
-          <w:sz w:val="21"/>
-          <w:szCs w:val="21"/>
-          <w:u w:val="single"/>
-        </w:rPr>
-        <w:t xml:space="preserve">                </w:t>
-      </w:r>
-      <w:r>
-        <w:rPr>
-          <w:rFonts w:ascii="Avenir Next" w:hAnsi="Avenir Next" w:cs="Avenir Next" w:eastAsia="Avenir Next"/>
-          <w:color w:val="1A1A1A"/>
-          <w:sz w:val="21"/>
+          <w:sz w:val="22"/>
           <w:szCs w:val="21"/>
         </w:rPr>
         <w:t xml:space="preserve">.</w:t>
@@ -2666,7 +2685,7 @@
         <w:tabs>
           <w:tab w:val="left" w:pos="1300"/>
         </w:tabs>
-        <w:spacing w:before="0" w:after="24" w:line="272" w:lineRule="auto"/>
+        <w:spacing w:before="0" w:after="20" w:line="240" w:lineRule="auto"/>
         <w:ind w:left="1300" w:hanging="868"/>
       </w:pPr>
       <w:r>
@@ -2674,18 +2693,18 @@
           <w:rFonts w:ascii="Avenir Next" w:hAnsi="Avenir Next" w:cs="Avenir Next" w:eastAsia="Avenir Next"/>
           <w:b/>
           <w:color w:val="003A70"/>
+          <w:sz w:val="22"/>
+          <w:szCs w:val="18"/>
+        </w:rPr>
+        <w:t xml:space="preserve">Step 2</w:t>
+      </w:r>
+      <w:r>
+        <w:rPr>
+          <w:rFonts w:ascii="Avenir Next" w:hAnsi="Avenir Next" w:cs="Avenir Next" w:eastAsia="Avenir Next"/>
+          <w:color w:val="1A1A1A"/>
           <w:sz w:val="18"/>
           <w:szCs w:val="18"/>
         </w:rPr>
-        <w:t xml:space="preserve">Step 2</w:t>
-      </w:r>
-      <w:r>
-        <w:rPr>
-          <w:rFonts w:ascii="Avenir Next" w:hAnsi="Avenir Next" w:cs="Avenir Next" w:eastAsia="Avenir Next"/>
-          <w:color w:val="1A1A1A"/>
-          <w:sz w:val="18"/>
-          <w:szCs w:val="18"/>
-        </w:rPr>
         <w:tab/>
       </w:r>
       <w:r>
@@ -2702,7 +2721,7 @@
         <w:rPr>
           <w:rFonts w:ascii="Avenir Next" w:hAnsi="Avenir Next" w:cs="Avenir Next" w:eastAsia="Avenir Next"/>
           <w:color w:val="1A1A1A"/>
-          <w:sz w:val="21"/>
+          <w:sz w:val="22"/>
           <w:szCs w:val="21"/>
         </w:rPr>
         <w:t xml:space="preserve"> is narrower.</w:t>
@@ -2714,7 +2733,7 @@
         <w:tabs>
           <w:tab w:val="left" w:pos="1300"/>
         </w:tabs>
-        <w:spacing w:before="0" w:after="24" w:line="272" w:lineRule="auto"/>
+        <w:spacing w:before="0" w:after="20" w:line="240" w:lineRule="auto"/>
         <w:ind w:left="1300" w:hanging="868"/>
       </w:pPr>
       <w:r>
@@ -2722,35 +2741,35 @@
           <w:rFonts w:ascii="Avenir Next" w:hAnsi="Avenir Next" w:cs="Avenir Next" w:eastAsia="Avenir Next"/>
           <w:b/>
           <w:color w:val="003A70"/>
+          <w:sz w:val="22"/>
+          <w:szCs w:val="18"/>
+        </w:rPr>
+        <w:t xml:space="preserve">Step 3</w:t>
+      </w:r>
+      <w:r>
+        <w:rPr>
+          <w:rFonts w:ascii="Avenir Next" w:hAnsi="Avenir Next" w:cs="Avenir Next" w:eastAsia="Avenir Next"/>
+          <w:color w:val="1A1A1A"/>
           <w:sz w:val="18"/>
           <w:szCs w:val="18"/>
         </w:rPr>
-        <w:t xml:space="preserve">Step 3</w:t>
-      </w:r>
-      <w:r>
-        <w:rPr>
-          <w:rFonts w:ascii="Avenir Next" w:hAnsi="Avenir Next" w:cs="Avenir Next" w:eastAsia="Avenir Next"/>
-          <w:color w:val="1A1A1A"/>
-          <w:sz w:val="18"/>
-          <w:szCs w:val="18"/>
-        </w:rPr>
         <w:tab/>
       </w:r>
       <w:r>
         <w:rPr>
           <w:rFonts w:ascii="Avenir Next" w:hAnsi="Avenir Next" w:cs="Avenir Next" w:eastAsia="Avenir Next"/>
           <w:color w:val="1A1A1A"/>
+          <w:sz w:val="22"/>
+          <w:szCs w:val="21"/>
+        </w:rPr>
+        <w:t xml:space="preserve">The more consistent group is </w:t>
+      </w:r>
+      <w:r>
+        <w:rPr>
+          <w:rFonts w:ascii="Avenir Next" w:hAnsi="Avenir Next" w:cs="Avenir Next" w:eastAsia="Avenir Next"/>
+          <w:color w:val="1A1A1A"/>
           <w:sz w:val="21"/>
           <w:szCs w:val="21"/>
-        </w:rPr>
-        <w:t xml:space="preserve">The more consistent group is </w:t>
-      </w:r>
-      <w:r>
-        <w:rPr>
-          <w:rFonts w:ascii="Avenir Next" w:hAnsi="Avenir Next" w:cs="Avenir Next" w:eastAsia="Avenir Next"/>
-          <w:color w:val="1A1A1A"/>
-          <w:sz w:val="21"/>
-          <w:szCs w:val="21"/>
           <w:u w:val="single"/>
         </w:rPr>
         <w:t xml:space="preserve">                </w:t>
@@ -2759,7 +2778,7 @@
         <w:rPr>
           <w:rFonts w:ascii="Avenir Next" w:hAnsi="Avenir Next" w:cs="Avenir Next" w:eastAsia="Avenir Next"/>
           <w:color w:val="1A1A1A"/>
-          <w:sz w:val="21"/>
+          <w:sz w:val="22"/>
           <w:szCs w:val="21"/>
         </w:rPr>
         <w:t xml:space="preserve">.</w:t>
@@ -2772,6 +2791,7 @@
     </w:p>
     <w:p>
       <w:pPr>
+        <w:pStyle w:val="Heading2"/>
         <w:keepNext/>
         <w:pBdr>
           <w:bottom w:val="single" w:sz="8" w:space="3" w:color="003A70"/>
@@ -2779,7 +2799,7 @@
         <w:tabs>
           <w:tab w:val="right" w:pos="9504"/>
         </w:tabs>
-        <w:spacing w:before="50" w:after="36" w:line="240" w:lineRule="auto"/>
+        <w:spacing w:before="42" w:after="31" w:line="240" w:lineRule="auto"/>
       </w:pPr>
       <w:r>
         <w:rPr>
@@ -2787,7 +2807,7 @@
           <w:b/>
           <w:color w:val="003A70"/>
           <w:spacing w:val="14"/>
-          <w:sz w:val="19"/>
+          <w:sz w:val="22"/>
           <w:szCs w:val="19"/>
         </w:rPr>
         <w:t xml:space="preserve">YOUR TURN</w:t>
@@ -2806,7 +2826,7 @@
           <w:rFonts w:ascii="Avenir Next" w:hAnsi="Avenir Next" w:cs="Avenir Next" w:eastAsia="Avenir Next"/>
           <w:i/>
           <w:color w:val="5A5F66"/>
-          <w:sz w:val="17"/>
+          <w:sz w:val="22"/>
           <w:szCs w:val="17"/>
         </w:rPr>
         <w:t xml:space="preserve">use the steps on your own</w:t>
@@ -2856,7 +2876,7 @@
               <w:tabs>
                 <w:tab w:val="left" w:pos="432"/>
               </w:tabs>
-              <w:spacing w:before="90" w:after="40" w:line="268" w:lineRule="auto"/>
+              <w:spacing w:before="76" w:after="34" w:line="240" w:lineRule="auto"/>
               <w:ind w:left="432" w:hanging="432"/>
             </w:pPr>
             <w:r>
@@ -2930,7 +2950,7 @@
                     <w:tabs>
                       <w:tab w:val="left" w:pos="340"/>
                     </w:tabs>
-                    <w:spacing w:before="0" w:after="0" w:line="276" w:lineRule="auto"/>
+                    <w:spacing w:before="0" w:after="0" w:line="240" w:lineRule="auto"/>
                     <w:ind w:left="340" w:hanging="340"/>
                   </w:pPr>
                   <w:r>
@@ -2978,7 +2998,7 @@
                       <w:szCs w:val="22"/>
                       <w:u w:val="single"/>
                     </w:rPr>
-                    <w:t xml:space="preserve">      </w:t>
+                    <w:t xml:space="preserve">          </w:t>
                   </w:r>
                 </w:p>
               </w:tc>
@@ -2992,7 +3012,7 @@
                     <w:tabs>
                       <w:tab w:val="left" w:pos="340"/>
                     </w:tabs>
-                    <w:spacing w:before="0" w:after="0" w:line="276" w:lineRule="auto"/>
+                    <w:spacing w:before="0" w:after="0" w:line="240" w:lineRule="auto"/>
                     <w:ind w:left="340" w:hanging="340"/>
                   </w:pPr>
                   <w:r>
@@ -3040,7 +3060,7 @@
                       <w:szCs w:val="22"/>
                       <w:u w:val="single"/>
                     </w:rPr>
-                    <w:t xml:space="preserve">      </w:t>
+                    <w:t xml:space="preserve">          </w:t>
                   </w:r>
                 </w:p>
               </w:tc>
@@ -3054,7 +3074,7 @@
                     <w:tabs>
                       <w:tab w:val="left" w:pos="340"/>
                     </w:tabs>
-                    <w:spacing w:before="0" w:after="0" w:line="276" w:lineRule="auto"/>
+                    <w:spacing w:before="0" w:after="0" w:line="240" w:lineRule="auto"/>
                     <w:ind w:left="340" w:hanging="340"/>
                   </w:pPr>
                   <w:r>
@@ -3102,7 +3122,7 @@
                       <w:szCs w:val="22"/>
                       <w:u w:val="single"/>
                     </w:rPr>
-                    <w:t xml:space="preserve">      </w:t>
+                    <w:t xml:space="preserve">          </w:t>
                   </w:r>
                 </w:p>
               </w:tc>
@@ -3122,7 +3142,7 @@
                     <w:tabs>
                       <w:tab w:val="left" w:pos="340"/>
                     </w:tabs>
-                    <w:spacing w:before="0" w:after="0" w:line="276" w:lineRule="auto"/>
+                    <w:spacing w:before="0" w:after="0" w:line="240" w:lineRule="auto"/>
                     <w:ind w:left="340" w:hanging="340"/>
                   </w:pPr>
                   <w:r>
@@ -3170,7 +3190,7 @@
                       <w:szCs w:val="22"/>
                       <w:u w:val="single"/>
                     </w:rPr>
-                    <w:t xml:space="preserve">      </w:t>
+                    <w:t xml:space="preserve">          </w:t>
                   </w:r>
                 </w:p>
               </w:tc>
@@ -3184,7 +3204,7 @@
                     <w:tabs>
                       <w:tab w:val="left" w:pos="340"/>
                     </w:tabs>
-                    <w:spacing w:before="0" w:after="0" w:line="276" w:lineRule="auto"/>
+                    <w:spacing w:before="0" w:after="0" w:line="240" w:lineRule="auto"/>
                     <w:ind w:left="340" w:hanging="340"/>
                   </w:pPr>
                   <w:r>
@@ -3232,7 +3252,7 @@
                       <w:szCs w:val="22"/>
                       <w:u w:val="single"/>
                     </w:rPr>
-                    <w:t xml:space="preserve">      </w:t>
+                    <w:t xml:space="preserve">          </w:t>
                   </w:r>
                 </w:p>
               </w:tc>
@@ -3246,7 +3266,7 @@
                     <w:tabs>
                       <w:tab w:val="left" w:pos="340"/>
                     </w:tabs>
-                    <w:spacing w:before="0" w:after="0" w:line="276" w:lineRule="auto"/>
+                    <w:spacing w:before="0" w:after="0" w:line="240" w:lineRule="auto"/>
                     <w:ind w:left="340" w:hanging="340"/>
                   </w:pPr>
                   <w:r>
@@ -3294,7 +3314,7 @@
                       <w:szCs w:val="22"/>
                       <w:u w:val="single"/>
                     </w:rPr>
-                    <w:t xml:space="preserve">      </w:t>
+                    <w:t xml:space="preserve">          </w:t>
                   </w:r>
                 </w:p>
               </w:tc>
@@ -3315,6 +3335,7 @@
     </w:p>
     <w:p>
       <w:pPr>
+        <w:pStyle w:val="Heading2"/>
         <w:keepNext/>
         <w:pBdr>
           <w:bottom w:val="single" w:sz="8" w:space="3" w:color="003A70"/>
@@ -3322,7 +3343,7 @@
         <w:tabs>
           <w:tab w:val="right" w:pos="9504"/>
         </w:tabs>
-        <w:spacing w:before="50" w:after="36" w:line="240" w:lineRule="auto"/>
+        <w:spacing w:before="42" w:after="31" w:line="240" w:lineRule="auto"/>
       </w:pPr>
       <w:r>
         <w:rPr>
@@ -3330,7 +3351,7 @@
           <w:b/>
           <w:color w:val="003A70"/>
           <w:spacing w:val="14"/>
-          <w:sz w:val="19"/>
+          <w:sz w:val="22"/>
           <w:szCs w:val="19"/>
         </w:rPr>
         <w:t xml:space="preserve">READY CHECK</w:t>
@@ -3349,7 +3370,7 @@
           <w:rFonts w:ascii="Avenir Next" w:hAnsi="Avenir Next" w:cs="Avenir Next" w:eastAsia="Avenir Next"/>
           <w:i/>
           <w:color w:val="5A5F66"/>
-          <w:sz w:val="17"/>
+          <w:sz w:val="22"/>
           <w:szCs w:val="17"/>
         </w:rPr>
         <w:t xml:space="preserve">a problem like the one in today’s lesson</w:t>
@@ -3399,7 +3420,7 @@
               <w:tabs>
                 <w:tab w:val="left" w:pos="432"/>
               </w:tabs>
-              <w:spacing w:before="90" w:after="40" w:line="268" w:lineRule="auto"/>
+              <w:spacing w:before="76" w:after="34" w:line="240" w:lineRule="auto"/>
               <w:ind w:left="432" w:hanging="432"/>
             </w:pPr>
             <w:r>
@@ -3471,7 +3492,7 @@
                     <w:tabs>
                       <w:tab w:val="left" w:pos="340"/>
                     </w:tabs>
-                    <w:spacing w:before="0" w:after="0" w:line="264" w:lineRule="auto"/>
+                    <w:spacing w:before="0" w:after="0" w:line="240" w:lineRule="auto"/>
                     <w:ind w:left="340" w:hanging="340"/>
                   </w:pPr>
                   <w:r>
@@ -3479,25 +3500,25 @@
                       <w:rFonts w:ascii="Avenir Next" w:hAnsi="Avenir Next" w:cs="Avenir Next" w:eastAsia="Avenir Next"/>
                       <w:b/>
                       <w:color w:val="003A70"/>
+                      <w:sz w:val="22"/>
+                      <w:szCs w:val="21"/>
+                    </w:rPr>
+                    <w:t xml:space="preserve">A</w:t>
+                  </w:r>
+                  <w:r>
+                    <w:rPr>
+                      <w:rFonts w:ascii="Avenir Next" w:hAnsi="Avenir Next" w:cs="Avenir Next" w:eastAsia="Avenir Next"/>
+                      <w:color w:val="1A1A1A"/>
                       <w:sz w:val="21"/>
                       <w:szCs w:val="21"/>
                     </w:rPr>
-                    <w:t xml:space="preserve">A</w:t>
-                  </w:r>
-                  <w:r>
-                    <w:rPr>
-                      <w:rFonts w:ascii="Avenir Next" w:hAnsi="Avenir Next" w:cs="Avenir Next" w:eastAsia="Avenir Next"/>
-                      <w:color w:val="1A1A1A"/>
-                      <w:sz w:val="21"/>
-                      <w:szCs w:val="21"/>
-                    </w:rPr>
                     <w:tab/>
                   </w:r>
                   <w:r>
                     <w:rPr>
                       <w:rFonts w:ascii="Avenir Next" w:hAnsi="Avenir Next" w:cs="Avenir Next" w:eastAsia="Avenir Next"/>
                       <w:color w:val="1A1A1A"/>
-                      <w:sz w:val="21"/>
+                      <w:sz w:val="22"/>
                       <w:szCs w:val="21"/>
                     </w:rPr>
                     <w:t xml:space="preserve">A is more spread out.</w:t>
@@ -3514,7 +3535,7 @@
                     <w:tabs>
                       <w:tab w:val="left" w:pos="340"/>
                     </w:tabs>
-                    <w:spacing w:before="0" w:after="0" w:line="264" w:lineRule="auto"/>
+                    <w:spacing w:before="0" w:after="0" w:line="240" w:lineRule="auto"/>
                     <w:ind w:left="340" w:hanging="340"/>
                   </w:pPr>
                   <w:r>
@@ -3522,25 +3543,25 @@
                       <w:rFonts w:ascii="Avenir Next" w:hAnsi="Avenir Next" w:cs="Avenir Next" w:eastAsia="Avenir Next"/>
                       <w:b/>
                       <w:color w:val="003A70"/>
+                      <w:sz w:val="22"/>
+                      <w:szCs w:val="21"/>
+                    </w:rPr>
+                    <w:t xml:space="preserve">B</w:t>
+                  </w:r>
+                  <w:r>
+                    <w:rPr>
+                      <w:rFonts w:ascii="Avenir Next" w:hAnsi="Avenir Next" w:cs="Avenir Next" w:eastAsia="Avenir Next"/>
+                      <w:color w:val="1A1A1A"/>
                       <w:sz w:val="21"/>
                       <w:szCs w:val="21"/>
                     </w:rPr>
-                    <w:t xml:space="preserve">B</w:t>
-                  </w:r>
-                  <w:r>
-                    <w:rPr>
-                      <w:rFonts w:ascii="Avenir Next" w:hAnsi="Avenir Next" w:cs="Avenir Next" w:eastAsia="Avenir Next"/>
-                      <w:color w:val="1A1A1A"/>
-                      <w:sz w:val="21"/>
-                      <w:szCs w:val="21"/>
-                    </w:rPr>
                     <w:tab/>
                   </w:r>
                   <w:r>
                     <w:rPr>
                       <w:rFonts w:ascii="Avenir Next" w:hAnsi="Avenir Next" w:cs="Avenir Next" w:eastAsia="Avenir Next"/>
                       <w:color w:val="1A1A1A"/>
-                      <w:sz w:val="21"/>
+                      <w:sz w:val="22"/>
                       <w:szCs w:val="21"/>
                     </w:rPr>
                     <w:t xml:space="preserve">B is more consistent.</w:t>
@@ -3562,7 +3583,7 @@
                     <w:tabs>
                       <w:tab w:val="left" w:pos="340"/>
                     </w:tabs>
-                    <w:spacing w:before="0" w:after="0" w:line="264" w:lineRule="auto"/>
+                    <w:spacing w:before="0" w:after="0" w:line="240" w:lineRule="auto"/>
                     <w:ind w:left="340" w:hanging="340"/>
                   </w:pPr>
                   <w:r>
@@ -3570,25 +3591,25 @@
                       <w:rFonts w:ascii="Avenir Next" w:hAnsi="Avenir Next" w:cs="Avenir Next" w:eastAsia="Avenir Next"/>
                       <w:b/>
                       <w:color w:val="003A70"/>
+                      <w:sz w:val="22"/>
+                      <w:szCs w:val="21"/>
+                    </w:rPr>
+                    <w:t xml:space="preserve">C</w:t>
+                  </w:r>
+                  <w:r>
+                    <w:rPr>
+                      <w:rFonts w:ascii="Avenir Next" w:hAnsi="Avenir Next" w:cs="Avenir Next" w:eastAsia="Avenir Next"/>
+                      <w:color w:val="1A1A1A"/>
                       <w:sz w:val="21"/>
                       <w:szCs w:val="21"/>
                     </w:rPr>
-                    <w:t xml:space="preserve">C</w:t>
-                  </w:r>
-                  <w:r>
-                    <w:rPr>
-                      <w:rFonts w:ascii="Avenir Next" w:hAnsi="Avenir Next" w:cs="Avenir Next" w:eastAsia="Avenir Next"/>
-                      <w:color w:val="1A1A1A"/>
-                      <w:sz w:val="21"/>
-                      <w:szCs w:val="21"/>
-                    </w:rPr>
                     <w:tab/>
                   </w:r>
                   <w:r>
                     <w:rPr>
                       <w:rFonts w:ascii="Avenir Next" w:hAnsi="Avenir Next" w:cs="Avenir Next" w:eastAsia="Avenir Next"/>
                       <w:color w:val="1A1A1A"/>
-                      <w:sz w:val="21"/>
+                      <w:sz w:val="22"/>
                       <w:szCs w:val="21"/>
                     </w:rPr>
                     <w:t xml:space="preserve">A is more consistent.</w:t>
@@ -3605,7 +3626,7 @@
                     <w:tabs>
                       <w:tab w:val="left" w:pos="340"/>
                     </w:tabs>
-                    <w:spacing w:before="0" w:after="0" w:line="264" w:lineRule="auto"/>
+                    <w:spacing w:before="0" w:after="0" w:line="240" w:lineRule="auto"/>
                     <w:ind w:left="340" w:hanging="340"/>
                   </w:pPr>
                   <w:r>
@@ -3613,25 +3634,25 @@
                       <w:rFonts w:ascii="Avenir Next" w:hAnsi="Avenir Next" w:cs="Avenir Next" w:eastAsia="Avenir Next"/>
                       <w:b/>
                       <w:color w:val="003A70"/>
+                      <w:sz w:val="22"/>
+                      <w:szCs w:val="21"/>
+                    </w:rPr>
+                    <w:t xml:space="preserve">D</w:t>
+                  </w:r>
+                  <w:r>
+                    <w:rPr>
+                      <w:rFonts w:ascii="Avenir Next" w:hAnsi="Avenir Next" w:cs="Avenir Next" w:eastAsia="Avenir Next"/>
+                      <w:color w:val="1A1A1A"/>
                       <w:sz w:val="21"/>
                       <w:szCs w:val="21"/>
                     </w:rPr>
-                    <w:t xml:space="preserve">D</w:t>
-                  </w:r>
-                  <w:r>
-                    <w:rPr>
-                      <w:rFonts w:ascii="Avenir Next" w:hAnsi="Avenir Next" w:cs="Avenir Next" w:eastAsia="Avenir Next"/>
-                      <w:color w:val="1A1A1A"/>
-                      <w:sz w:val="21"/>
-                      <w:szCs w:val="21"/>
-                    </w:rPr>
                     <w:tab/>
                   </w:r>
                   <w:r>
                     <w:rPr>
                       <w:rFonts w:ascii="Avenir Next" w:hAnsi="Avenir Next" w:cs="Avenir Next" w:eastAsia="Avenir Next"/>
                       <w:color w:val="1A1A1A"/>
-                      <w:sz w:val="21"/>
+                      <w:sz w:val="22"/>
                       <w:szCs w:val="21"/>
                     </w:rPr>
                     <w:t xml:space="preserve">They have the same spread.</w:t>
@@ -3680,19 +3701,42 @@
         <w:tblLook w:val="0000" w:firstRow="0" w:lastRow="0" w:firstColumn="0" w:lastColumn="0" w:noHBand="1" w:noVBand="1"/>
       </w:tblPr>
       <w:tblGrid>
-        <w:gridCol w:w="2000"/>
-        <w:gridCol w:w="2300"/>
-        <w:gridCol w:w="2100"/>
-        <w:gridCol w:w="3104"/>
+        <w:gridCol w:w="1750"/>
+        <w:gridCol w:w="2500"/>
+        <w:gridCol w:w="2200"/>
+        <w:gridCol w:w="3054"/>
       </w:tblGrid>
       <w:tr>
         <w:trPr>
           <w:cantSplit/>
-          <w:trHeight w:val="320" w:hRule="atLeast"/>
+          <w:trHeight w:val="300" w:hRule="atLeast"/>
         </w:trPr>
         <w:tc>
           <w:tcPr>
-            <w:tcW w:w="2000" w:type="dxa"/>
+            <w:tcW w:w="1750" w:type="dxa"/>
+            <w:vAlign w:val="center"/>
+          </w:tcPr>
+          <w:p>
+            <w:pPr>
+              <w:pStyle w:val="Heading2"/>
+              <w:spacing w:before="0" w:after="0" w:line="240" w:lineRule="auto"/>
+            </w:pPr>
+            <w:r>
+              <w:rPr>
+                <w:rFonts w:ascii="Avenir Next" w:hAnsi="Avenir Next" w:cs="Avenir Next" w:eastAsia="Avenir Next"/>
+                <w:b/>
+                <w:color w:val="003A70"/>
+                <w:spacing w:val="12"/>
+                <w:sz w:val="15"/>
+                <w:szCs w:val="15"/>
+              </w:rPr>
+              <w:t xml:space="preserve">CHECK YOURSELF</w:t>
+            </w:r>
+          </w:p>
+        </w:tc>
+        <w:tc>
+          <w:tcPr>
+            <w:tcW w:w="2500" w:type="dxa"/>
             <w:vAlign w:val="center"/>
           </w:tcPr>
           <w:p>
@@ -3701,20 +3745,27 @@
             </w:pPr>
             <w:r>
               <w:rPr>
-                <w:rFonts w:ascii="Avenir Next" w:hAnsi="Avenir Next" w:cs="Avenir Next" w:eastAsia="Avenir Next"/>
-                <w:b/>
-                <w:color w:val="003A70"/>
-                <w:spacing w:val="12"/>
-                <w:sz w:val="15"/>
-                <w:szCs w:val="15"/>
-              </w:rPr>
-              <w:t xml:space="preserve">CHECK YOURSELF</w:t>
+                <w:rFonts w:ascii="Arial" w:hAnsi="Arial" w:cs="Arial" w:eastAsia="Arial"/>
+                <w:color w:val="1A1A1A"/>
+                <w:sz w:val="20"/>
+                <w:szCs w:val="20"/>
+              </w:rPr>
+              <w:t xml:space="preserve">□</w:t>
+            </w:r>
+            <w:r>
+              <w:rPr>
+                <w:rFonts w:ascii="Avenir Next" w:hAnsi="Avenir Next" w:cs="Avenir Next" w:eastAsia="Avenir Next"/>
+                <w:color w:val="1A1A1A"/>
+                <w:sz w:val="17"/>
+                <w:szCs w:val="17"/>
+              </w:rPr>
+              <w:t xml:space="preserve">  I can do this on my own</w:t>
             </w:r>
           </w:p>
         </w:tc>
         <w:tc>
           <w:tcPr>
-            <w:tcW w:w="2300" w:type="dxa"/>
+            <w:tcW w:w="2200" w:type="dxa"/>
             <w:vAlign w:val="center"/>
           </w:tcPr>
           <w:p>
@@ -3725,8 +3776,8 @@
               <w:rPr>
                 <w:rFonts w:ascii="Arial" w:hAnsi="Arial" w:cs="Arial" w:eastAsia="Arial"/>
                 <w:color w:val="1A1A1A"/>
-                <w:sz w:val="24"/>
-                <w:szCs w:val="24"/>
+                <w:sz w:val="20"/>
+                <w:szCs w:val="20"/>
               </w:rPr>
               <w:t xml:space="preserve">□</w:t>
             </w:r>
@@ -3737,13 +3788,13 @@
                 <w:sz w:val="17"/>
                 <w:szCs w:val="17"/>
               </w:rPr>
-              <w:t xml:space="preserve">  I can do this on my own</w:t>
+              <w:t xml:space="preserve">  I need a little help</w:t>
             </w:r>
           </w:p>
         </w:tc>
         <w:tc>
           <w:tcPr>
-            <w:tcW w:w="2100" w:type="dxa"/>
+            <w:tcW w:w="3054" w:type="dxa"/>
             <w:vAlign w:val="center"/>
           </w:tcPr>
           <w:p>
@@ -3754,37 +3805,8 @@
               <w:rPr>
                 <w:rFonts w:ascii="Arial" w:hAnsi="Arial" w:cs="Arial" w:eastAsia="Arial"/>
                 <w:color w:val="1A1A1A"/>
-                <w:sz w:val="24"/>
-                <w:szCs w:val="24"/>
-              </w:rPr>
-              <w:t xml:space="preserve">□</w:t>
-            </w:r>
-            <w:r>
-              <w:rPr>
-                <w:rFonts w:ascii="Avenir Next" w:hAnsi="Avenir Next" w:cs="Avenir Next" w:eastAsia="Avenir Next"/>
-                <w:color w:val="1A1A1A"/>
-                <w:sz w:val="17"/>
-                <w:szCs w:val="17"/>
-              </w:rPr>
-              <w:t xml:space="preserve">  I need a little help</w:t>
-            </w:r>
-          </w:p>
-        </w:tc>
-        <w:tc>
-          <w:tcPr>
-            <w:tcW w:w="3104" w:type="dxa"/>
-            <w:vAlign w:val="center"/>
-          </w:tcPr>
-          <w:p>
-            <w:pPr>
-              <w:spacing w:before="0" w:after="0" w:line="240" w:lineRule="auto"/>
-            </w:pPr>
-            <w:r>
-              <w:rPr>
-                <w:rFonts w:ascii="Arial" w:hAnsi="Arial" w:cs="Arial" w:eastAsia="Arial"/>
-                <w:color w:val="1A1A1A"/>
-                <w:sz w:val="24"/>
-                <w:szCs w:val="24"/>
+                <w:sz w:val="20"/>
+                <w:szCs w:val="20"/>
               </w:rPr>
               <w:t xml:space="preserve">□</w:t>
             </w:r>
@@ -3819,7 +3841,7 @@
     <w:sectPr>
       <w:footerReference w:type="default" r:id="rIdFooter1"/>
       <w:pgSz w:w="12240" w:h="15840"/>
-      <w:pgMar w:top="893" w:right="1224" w:bottom="835" w:left="1512" w:header="432" w:footer="432" w:gutter="0"/>
+      <w:pgMar w:top="780" w:right="1224" w:bottom="760" w:left="1512" w:header="432" w:footer="432" w:gutter="0"/>
       <w:cols w:space="720"/>
     </w:sectPr>
   </w:body>
@@ -3899,7 +3921,106 @@
               <w:sz w:val="15"/>
               <w:szCs w:val="15"/>
             </w:rPr>
-            <w:t xml:space="preserve">Lesson 2-5  ·  Session 2  ·  Prerequisite Practice B</w:t>
+            <w:t xml:space="preserve">2-5 · Page </w:t>
+          </w:r>
+          <w:r>
+            <w:rPr>
+              <w:rFonts w:ascii="Avenir Next" w:hAnsi="Avenir Next" w:cs="Avenir Next" w:eastAsia="Avenir Next"/>
+              <w:color w:val="5A5F66"/>
+              <w:sz w:val="15"/>
+              <w:szCs w:val="15"/>
+            </w:rPr>
+            <w:fldChar w:fldCharType="begin"/>
+          </w:r>
+          <w:r>
+            <w:rPr>
+              <w:rFonts w:ascii="Avenir Next" w:hAnsi="Avenir Next" w:cs="Avenir Next" w:eastAsia="Avenir Next"/>
+              <w:color w:val="5A5F66"/>
+              <w:sz w:val="15"/>
+              <w:szCs w:val="15"/>
+            </w:rPr>
+            <w:instrText xml:space="preserve"> PAGE </w:instrText>
+          </w:r>
+          <w:r>
+            <w:rPr>
+              <w:rFonts w:ascii="Avenir Next" w:hAnsi="Avenir Next" w:cs="Avenir Next" w:eastAsia="Avenir Next"/>
+              <w:color w:val="5A5F66"/>
+              <w:sz w:val="15"/>
+              <w:szCs w:val="15"/>
+            </w:rPr>
+            <w:fldChar w:fldCharType="separate"/>
+          </w:r>
+          <w:r>
+            <w:rPr>
+              <w:rFonts w:ascii="Avenir Next" w:hAnsi="Avenir Next" w:cs="Avenir Next" w:eastAsia="Avenir Next"/>
+              <w:color w:val="5A5F66"/>
+              <w:sz w:val="15"/>
+              <w:szCs w:val="15"/>
+            </w:rPr>
+            <w:t xml:space="preserve">1</w:t>
+          </w:r>
+          <w:r>
+            <w:rPr>
+              <w:rFonts w:ascii="Avenir Next" w:hAnsi="Avenir Next" w:cs="Avenir Next" w:eastAsia="Avenir Next"/>
+              <w:color w:val="5A5F66"/>
+              <w:sz w:val="15"/>
+              <w:szCs w:val="15"/>
+            </w:rPr>
+            <w:fldChar w:fldCharType="end"/>
+          </w:r>
+          <w:r>
+            <w:rPr>
+              <w:rFonts w:ascii="Avenir Next" w:hAnsi="Avenir Next" w:cs="Avenir Next" w:eastAsia="Avenir Next"/>
+              <w:color w:val="5A5F66"/>
+              <w:sz w:val="15"/>
+              <w:szCs w:val="15"/>
+            </w:rPr>
+            <w:t xml:space="preserve"> of </w:t>
+          </w:r>
+          <w:r>
+            <w:rPr>
+              <w:rFonts w:ascii="Avenir Next" w:hAnsi="Avenir Next" w:cs="Avenir Next" w:eastAsia="Avenir Next"/>
+              <w:color w:val="5A5F66"/>
+              <w:sz w:val="15"/>
+              <w:szCs w:val="15"/>
+            </w:rPr>
+            <w:fldChar w:fldCharType="begin"/>
+          </w:r>
+          <w:r>
+            <w:rPr>
+              <w:rFonts w:ascii="Avenir Next" w:hAnsi="Avenir Next" w:cs="Avenir Next" w:eastAsia="Avenir Next"/>
+              <w:color w:val="5A5F66"/>
+              <w:sz w:val="15"/>
+              <w:szCs w:val="15"/>
+            </w:rPr>
+            <w:instrText xml:space="preserve"> NUMPAGES </w:instrText>
+          </w:r>
+          <w:r>
+            <w:rPr>
+              <w:rFonts w:ascii="Avenir Next" w:hAnsi="Avenir Next" w:cs="Avenir Next" w:eastAsia="Avenir Next"/>
+              <w:color w:val="5A5F66"/>
+              <w:sz w:val="15"/>
+              <w:szCs w:val="15"/>
+            </w:rPr>
+            <w:fldChar w:fldCharType="separate"/>
+          </w:r>
+          <w:r>
+            <w:rPr>
+              <w:rFonts w:ascii="Avenir Next" w:hAnsi="Avenir Next" w:cs="Avenir Next" w:eastAsia="Avenir Next"/>
+              <w:color w:val="5A5F66"/>
+              <w:sz w:val="15"/>
+              <w:szCs w:val="15"/>
+            </w:rPr>
+            <w:t xml:space="preserve">1</w:t>
+          </w:r>
+          <w:r>
+            <w:rPr>
+              <w:rFonts w:ascii="Avenir Next" w:hAnsi="Avenir Next" w:cs="Avenir Next" w:eastAsia="Avenir Next"/>
+              <w:color w:val="5A5F66"/>
+              <w:sz w:val="15"/>
+              <w:szCs w:val="15"/>
+            </w:rPr>
+            <w:fldChar w:fldCharType="end"/>
           </w:r>
         </w:p>
       </w:tc>
@@ -3942,5 +4063,23 @@
       </w:tblCellMar>
     </w:tblPr>
   </w:style>
+  <w:style w:type="paragraph" w:styleId="Heading1">
+    <w:name w:val="heading 1"/>
+    <w:basedOn w:val="Normal"/>
+    <w:pPr>
+      <w:outlineLvl w:val="0"/>
+      <w:keepNext w:val="0"/>
+      <w:keepLines w:val="0"/>
+    </w:pPr>
+  </w:style>
+  <w:style w:type="paragraph" w:styleId="Heading2">
+    <w:name w:val="heading 2"/>
+    <w:basedOn w:val="Normal"/>
+    <w:pPr>
+      <w:outlineLvl w:val="1"/>
+      <w:keepNext w:val="0"/>
+      <w:keepLines w:val="0"/>
+    </w:pPr>
+  </w:style>
 </w:styles>
 </file>